--- a/lessons/7-3/downloads/reveal/teacher/7.3-session-2-prerequisite-practice-a.docx
+++ b/lessons/7-3/downloads/reveal/teacher/7.3-session-2-prerequisite-practice-a.docx
@@ -15,10 +15,28 @@
         <w:rPr>
           <w:rFonts w:ascii="Avenir Next" w:hAnsi="Avenir Next" w:cs="Avenir Next" w:eastAsia="Avenir Next"/>
           <w:color w:val="1A1A1A"/>
+          <w:sz w:val="22"/>
+          <w:szCs w:val="20"/>
+        </w:rPr>
+        <w:t xml:space="preserve">Name</w:t>
+      </w:r>
+      <w:r>
+        <w:rPr>
+          <w:rFonts w:ascii="Avenir Next" w:hAnsi="Avenir Next" w:cs="Avenir Next" w:eastAsia="Avenir Next"/>
+          <w:color w:val="1A1A1A"/>
           <w:sz w:val="20"/>
           <w:szCs w:val="20"/>
         </w:rPr>
-        <w:t xml:space="preserve">Name</w:t>
+        <w:tab/>
+      </w:r>
+      <w:r>
+        <w:rPr>
+          <w:rFonts w:ascii="Avenir Next" w:hAnsi="Avenir Next" w:cs="Avenir Next" w:eastAsia="Avenir Next"/>
+          <w:color w:val="1A1A1A"/>
+          <w:sz w:val="22"/>
+          <w:szCs w:val="20"/>
+        </w:rPr>
+        <w:t xml:space="preserve">   Date</w:t>
       </w:r>
       <w:r>
         <w:rPr>
@@ -33,25 +51,7 @@
         <w:rPr>
           <w:rFonts w:ascii="Avenir Next" w:hAnsi="Avenir Next" w:cs="Avenir Next" w:eastAsia="Avenir Next"/>
           <w:color w:val="1A1A1A"/>
-          <w:sz w:val="20"/>
-          <w:szCs w:val="20"/>
-        </w:rPr>
-        <w:t xml:space="preserve">   Date</w:t>
-      </w:r>
-      <w:r>
-        <w:rPr>
-          <w:rFonts w:ascii="Avenir Next" w:hAnsi="Avenir Next" w:cs="Avenir Next" w:eastAsia="Avenir Next"/>
-          <w:color w:val="1A1A1A"/>
-          <w:sz w:val="20"/>
-          <w:szCs w:val="20"/>
-        </w:rPr>
-        <w:tab/>
-      </w:r>
-      <w:r>
-        <w:rPr>
-          <w:rFonts w:ascii="Avenir Next" w:hAnsi="Avenir Next" w:cs="Avenir Next" w:eastAsia="Avenir Next"/>
-          <w:color w:val="1A1A1A"/>
-          <w:sz w:val="20"/>
+          <w:sz w:val="22"/>
           <w:szCs w:val="20"/>
         </w:rPr>
         <w:t xml:space="preserve">   Period</w:t>
@@ -78,7 +78,7 @@
           <w:caps/>
           <w:color w:val="003A70"/>
           <w:spacing w:val="12"/>
-          <w:sz w:val="19"/>
+          <w:sz w:val="22"/>
           <w:szCs w:val="19"/>
         </w:rPr>
         <w:t xml:space="preserve">Lesson 7-3  ·  Session 2  ·  Prerequisite Practice A  ·  Skill 1 of 2</w:t>
@@ -86,6 +86,7 @@
     </w:p>
     <w:p>
       <w:pPr>
+        <w:pStyle w:val="Heading1"/>
         <w:keepNext/>
         <w:spacing w:before="0" w:after="10" w:line="240" w:lineRule="auto"/>
       </w:pPr>
@@ -111,7 +112,7 @@
         <w:rPr>
           <w:rFonts w:ascii="Avenir Next" w:hAnsi="Avenir Next" w:cs="Avenir Next" w:eastAsia="Avenir Next"/>
           <w:color w:val="5A5F66"/>
-          <w:sz w:val="17"/>
+          <w:sz w:val="22"/>
           <w:szCs w:val="17"/>
         </w:rPr>
         <w:t xml:space="preserve">Builds on Grade 5 · 5.NBT.B.7</w:t>
@@ -154,6 +155,7 @@
           </w:tcPr>
           <w:p>
             <w:pPr>
+              <w:pStyle w:val="Heading2"/>
               <w:spacing w:before="0" w:after="0" w:line="252" w:lineRule="auto"/>
             </w:pPr>
             <w:r>
@@ -183,7 +185,7 @@
               <w:rPr>
                 <w:rFonts w:ascii="Avenir Next" w:hAnsi="Avenir Next" w:cs="Avenir Next" w:eastAsia="Avenir Next"/>
                 <w:color w:val="1A1A1A"/>
-                <w:sz w:val="20"/>
+                <w:sz w:val="22"/>
                 <w:szCs w:val="20"/>
               </w:rPr>
               <w:t xml:space="preserve">You will find a total swing, like 12.5 ft + 7.5 ft.</w:t>
@@ -203,6 +205,7 @@
           </w:tcPr>
           <w:p>
             <w:pPr>
+              <w:pStyle w:val="Heading2"/>
               <w:spacing w:before="0" w:after="0" w:line="252" w:lineRule="auto"/>
             </w:pPr>
             <w:r>
@@ -232,7 +235,7 @@
               <w:rPr>
                 <w:rFonts w:ascii="Avenir Next" w:hAnsi="Avenir Next" w:cs="Avenir Next" w:eastAsia="Avenir Next"/>
                 <w:color w:val="1A1A1A"/>
-                <w:sz w:val="20"/>
+                <w:sz w:val="22"/>
                 <w:szCs w:val="20"/>
               </w:rPr>
               <w:t xml:space="preserve">Add or subtract decimals, like 2.4 + 3.6 = 6.  </w:t>
@@ -242,7 +245,7 @@
                 <w:rFonts w:ascii="Avenir Next" w:hAnsi="Avenir Next" w:cs="Avenir Next" w:eastAsia="Avenir Next"/>
                 <w:b/>
                 <w:color w:val="1A1A1A"/>
-                <w:sz w:val="20"/>
+                <w:sz w:val="22"/>
                 <w:szCs w:val="20"/>
               </w:rPr>
               <w:t xml:space="preserve">You will use it in Practice Form A, problems 2 and 5.</w:t>
@@ -253,6 +256,7 @@
     </w:tbl>
     <w:p>
       <w:pPr>
+        <w:pStyle w:val="Heading2"/>
         <w:keepNext/>
         <w:pBdr>
           <w:bottom w:val="single" w:sz="8" w:space="3" w:color="003A70"/>
@@ -268,7 +272,7 @@
           <w:b/>
           <w:color w:val="003A70"/>
           <w:spacing w:val="14"/>
-          <w:sz w:val="19"/>
+          <w:sz w:val="22"/>
           <w:szCs w:val="19"/>
         </w:rPr>
         <w:t xml:space="preserve">STEPS TO FOLLOW</w:t>
@@ -287,7 +291,7 @@
           <w:rFonts w:ascii="Avenir Next" w:hAnsi="Avenir Next" w:cs="Avenir Next" w:eastAsia="Avenir Next"/>
           <w:i/>
           <w:color w:val="5A5F66"/>
-          <w:sz w:val="17"/>
+          <w:sz w:val="22"/>
           <w:szCs w:val="17"/>
         </w:rPr>
         <w:t xml:space="preserve">use these same steps on every problem</w:t>
@@ -329,6 +333,7 @@
           </w:tcPr>
           <w:p>
             <w:pPr>
+              <w:pStyle w:val="Heading1"/>
               <w:spacing w:before="0" w:after="0" w:line="240" w:lineRule="auto"/>
               <w:jc w:val="center"/>
             </w:pPr>
@@ -358,7 +363,7 @@
                 <w:rFonts w:ascii="Avenir Next" w:hAnsi="Avenir Next" w:cs="Avenir Next" w:eastAsia="Avenir Next"/>
                 <w:b/>
                 <w:color w:val="1A1A1A"/>
-                <w:sz w:val="21"/>
+                <w:sz w:val="22"/>
                 <w:szCs w:val="21"/>
               </w:rPr>
               <w:t xml:space="preserve">Line up</w:t>
@@ -367,7 +372,7 @@
               <w:rPr>
                 <w:rFonts w:ascii="Avenir Next" w:hAnsi="Avenir Next" w:cs="Avenir Next" w:eastAsia="Avenir Next"/>
                 <w:color w:val="1A1A1A"/>
-                <w:sz w:val="21"/>
+                <w:sz w:val="22"/>
                 <w:szCs w:val="21"/>
               </w:rPr>
               <w:t xml:space="preserve"> the decimal points. Add zeros if needed.</w:t>
@@ -386,6 +391,7 @@
           </w:tcPr>
           <w:p>
             <w:pPr>
+              <w:pStyle w:val="Heading1"/>
               <w:spacing w:before="0" w:after="0" w:line="240" w:lineRule="auto"/>
               <w:jc w:val="center"/>
             </w:pPr>
@@ -414,7 +420,7 @@
               <w:rPr>
                 <w:rFonts w:ascii="Avenir Next" w:hAnsi="Avenir Next" w:cs="Avenir Next" w:eastAsia="Avenir Next"/>
                 <w:color w:val="1A1A1A"/>
-                <w:sz w:val="21"/>
+                <w:sz w:val="22"/>
                 <w:szCs w:val="21"/>
               </w:rPr>
               <w:t xml:space="preserve">Add or subtract from </w:t>
@@ -424,7 +430,7 @@
                 <w:rFonts w:ascii="Avenir Next" w:hAnsi="Avenir Next" w:cs="Avenir Next" w:eastAsia="Avenir Next"/>
                 <w:b/>
                 <w:color w:val="1A1A1A"/>
-                <w:sz w:val="21"/>
+                <w:sz w:val="22"/>
                 <w:szCs w:val="21"/>
               </w:rPr>
               <w:t xml:space="preserve">right to left</w:t>
@@ -433,7 +439,7 @@
               <w:rPr>
                 <w:rFonts w:ascii="Avenir Next" w:hAnsi="Avenir Next" w:cs="Avenir Next" w:eastAsia="Avenir Next"/>
                 <w:color w:val="1A1A1A"/>
-                <w:sz w:val="21"/>
+                <w:sz w:val="22"/>
                 <w:szCs w:val="21"/>
               </w:rPr>
               <w:t xml:space="preserve">, like whole numbers.</w:t>
@@ -452,6 +458,7 @@
           </w:tcPr>
           <w:p>
             <w:pPr>
+              <w:pStyle w:val="Heading1"/>
               <w:spacing w:before="0" w:after="0" w:line="240" w:lineRule="auto"/>
               <w:jc w:val="center"/>
             </w:pPr>
@@ -480,7 +487,7 @@
               <w:rPr>
                 <w:rFonts w:ascii="Avenir Next" w:hAnsi="Avenir Next" w:cs="Avenir Next" w:eastAsia="Avenir Next"/>
                 <w:color w:val="1A1A1A"/>
-                <w:sz w:val="21"/>
+                <w:sz w:val="22"/>
                 <w:szCs w:val="21"/>
               </w:rPr>
               <w:t xml:space="preserve">Bring the </w:t>
@@ -490,7 +497,7 @@
                 <w:rFonts w:ascii="Avenir Next" w:hAnsi="Avenir Next" w:cs="Avenir Next" w:eastAsia="Avenir Next"/>
                 <w:b/>
                 <w:color w:val="1A1A1A"/>
-                <w:sz w:val="21"/>
+                <w:sz w:val="22"/>
                 <w:szCs w:val="21"/>
               </w:rPr>
               <w:t xml:space="preserve">decimal point</w:t>
@@ -499,7 +506,7 @@
               <w:rPr>
                 <w:rFonts w:ascii="Avenir Next" w:hAnsi="Avenir Next" w:cs="Avenir Next" w:eastAsia="Avenir Next"/>
                 <w:color w:val="1A1A1A"/>
-                <w:sz w:val="21"/>
+                <w:sz w:val="22"/>
                 <w:szCs w:val="21"/>
               </w:rPr>
               <w:t xml:space="preserve"> straight down.</w:t>
@@ -510,6 +517,7 @@
     </w:tbl>
     <w:p>
       <w:pPr>
+        <w:pStyle w:val="Heading2"/>
         <w:keepNext/>
         <w:pBdr>
           <w:bottom w:val="single" w:sz="8" w:space="3" w:color="003A70"/>
@@ -525,7 +533,7 @@
           <w:b/>
           <w:color w:val="003A70"/>
           <w:spacing w:val="14"/>
-          <w:sz w:val="19"/>
+          <w:sz w:val="22"/>
           <w:szCs w:val="19"/>
         </w:rPr>
         <w:t xml:space="preserve">WATCH ME</w:t>
@@ -544,7 +552,7 @@
           <w:rFonts w:ascii="Avenir Next" w:hAnsi="Avenir Next" w:cs="Avenir Next" w:eastAsia="Avenir Next"/>
           <w:i/>
           <w:color w:val="5A5F66"/>
-          <w:sz w:val="17"/>
+          <w:sz w:val="22"/>
           <w:szCs w:val="17"/>
         </w:rPr>
         <w:t xml:space="preserve">the steps in action</w:t>
@@ -559,7 +567,7 @@
           <w:rFonts w:ascii="Avenir Next" w:hAnsi="Avenir Next" w:cs="Avenir Next" w:eastAsia="Avenir Next"/>
           <w:b/>
           <w:color w:val="1A1A1A"/>
-          <w:sz w:val="21"/>
+          <w:sz w:val="22"/>
           <w:szCs w:val="21"/>
         </w:rPr>
         <w:t xml:space="preserve">Find 3.2 + 4.6.</w:t>
@@ -578,25 +586,25 @@
           <w:rFonts w:ascii="Avenir Next" w:hAnsi="Avenir Next" w:cs="Avenir Next" w:eastAsia="Avenir Next"/>
           <w:b/>
           <w:color w:val="003A70"/>
+          <w:sz w:val="22"/>
+          <w:szCs w:val="19"/>
+        </w:rPr>
+        <w:t xml:space="preserve">Step 1</w:t>
+      </w:r>
+      <w:r>
+        <w:rPr>
+          <w:rFonts w:ascii="Avenir Next" w:hAnsi="Avenir Next" w:cs="Avenir Next" w:eastAsia="Avenir Next"/>
+          <w:color w:val="1A1A1A"/>
           <w:sz w:val="19"/>
           <w:szCs w:val="19"/>
         </w:rPr>
-        <w:t xml:space="preserve">Step 1</w:t>
-      </w:r>
-      <w:r>
-        <w:rPr>
-          <w:rFonts w:ascii="Avenir Next" w:hAnsi="Avenir Next" w:cs="Avenir Next" w:eastAsia="Avenir Next"/>
-          <w:color w:val="1A1A1A"/>
-          <w:sz w:val="19"/>
-          <w:szCs w:val="19"/>
-        </w:rPr>
         <w:tab/>
       </w:r>
       <w:r>
         <w:rPr>
           <w:rFonts w:ascii="Avenir Next" w:hAnsi="Avenir Next" w:cs="Avenir Next" w:eastAsia="Avenir Next"/>
           <w:color w:val="1A1A1A"/>
-          <w:sz w:val="21"/>
+          <w:sz w:val="22"/>
           <w:szCs w:val="21"/>
         </w:rPr>
         <w:t xml:space="preserve">Write 3.2 above 4.6, points lined up.</w:t>
@@ -615,25 +623,25 @@
           <w:rFonts w:ascii="Avenir Next" w:hAnsi="Avenir Next" w:cs="Avenir Next" w:eastAsia="Avenir Next"/>
           <w:b/>
           <w:color w:val="003A70"/>
+          <w:sz w:val="22"/>
+          <w:szCs w:val="19"/>
+        </w:rPr>
+        <w:t xml:space="preserve">Step 2</w:t>
+      </w:r>
+      <w:r>
+        <w:rPr>
+          <w:rFonts w:ascii="Avenir Next" w:hAnsi="Avenir Next" w:cs="Avenir Next" w:eastAsia="Avenir Next"/>
+          <w:color w:val="1A1A1A"/>
           <w:sz w:val="19"/>
           <w:szCs w:val="19"/>
         </w:rPr>
-        <w:t xml:space="preserve">Step 2</w:t>
-      </w:r>
-      <w:r>
-        <w:rPr>
-          <w:rFonts w:ascii="Avenir Next" w:hAnsi="Avenir Next" w:cs="Avenir Next" w:eastAsia="Avenir Next"/>
-          <w:color w:val="1A1A1A"/>
-          <w:sz w:val="19"/>
-          <w:szCs w:val="19"/>
-        </w:rPr>
         <w:tab/>
       </w:r>
       <w:r>
         <w:rPr>
           <w:rFonts w:ascii="Avenir Next" w:hAnsi="Avenir Next" w:cs="Avenir Next" w:eastAsia="Avenir Next"/>
           <w:color w:val="1A1A1A"/>
-          <w:sz w:val="21"/>
+          <w:sz w:val="22"/>
           <w:szCs w:val="21"/>
         </w:rPr>
         <w:t xml:space="preserve">Tenths: 2 + 6 = 8. Ones: 3 + 4 = 7.</w:t>
@@ -652,25 +660,25 @@
           <w:rFonts w:ascii="Avenir Next" w:hAnsi="Avenir Next" w:cs="Avenir Next" w:eastAsia="Avenir Next"/>
           <w:b/>
           <w:color w:val="003A70"/>
+          <w:sz w:val="22"/>
+          <w:szCs w:val="19"/>
+        </w:rPr>
+        <w:t xml:space="preserve">Step 3</w:t>
+      </w:r>
+      <w:r>
+        <w:rPr>
+          <w:rFonts w:ascii="Avenir Next" w:hAnsi="Avenir Next" w:cs="Avenir Next" w:eastAsia="Avenir Next"/>
+          <w:color w:val="1A1A1A"/>
           <w:sz w:val="19"/>
           <w:szCs w:val="19"/>
         </w:rPr>
-        <w:t xml:space="preserve">Step 3</w:t>
-      </w:r>
-      <w:r>
-        <w:rPr>
-          <w:rFonts w:ascii="Avenir Next" w:hAnsi="Avenir Next" w:cs="Avenir Next" w:eastAsia="Avenir Next"/>
-          <w:color w:val="1A1A1A"/>
-          <w:sz w:val="19"/>
-          <w:szCs w:val="19"/>
-        </w:rPr>
         <w:tab/>
       </w:r>
       <w:r>
         <w:rPr>
           <w:rFonts w:ascii="Avenir Next" w:hAnsi="Avenir Next" w:cs="Avenir Next" w:eastAsia="Avenir Next"/>
           <w:color w:val="1A1A1A"/>
-          <w:sz w:val="21"/>
+          <w:sz w:val="22"/>
           <w:szCs w:val="21"/>
         </w:rPr>
         <w:t xml:space="preserve">Point straight down: 7.8</w:t>
@@ -689,18 +697,18 @@
           <w:rFonts w:ascii="Avenir Next" w:hAnsi="Avenir Next" w:cs="Avenir Next" w:eastAsia="Avenir Next"/>
           <w:b/>
           <w:color w:val="1A1A1A"/>
+          <w:sz w:val="22"/>
+          <w:szCs w:val="21"/>
+        </w:rPr>
+        <w:t xml:space="preserve">Answer</w:t>
+      </w:r>
+      <w:r>
+        <w:rPr>
+          <w:rFonts w:ascii="Avenir Next" w:hAnsi="Avenir Next" w:cs="Avenir Next" w:eastAsia="Avenir Next"/>
+          <w:color w:val="1A1A1A"/>
           <w:sz w:val="21"/>
           <w:szCs w:val="21"/>
         </w:rPr>
-        <w:t xml:space="preserve">Answer</w:t>
-      </w:r>
-      <w:r>
-        <w:rPr>
-          <w:rFonts w:ascii="Avenir Next" w:hAnsi="Avenir Next" w:cs="Avenir Next" w:eastAsia="Avenir Next"/>
-          <w:color w:val="1A1A1A"/>
-          <w:sz w:val="21"/>
-          <w:szCs w:val="21"/>
-        </w:rPr>
         <w:tab/>
       </w:r>
       <w:r>
@@ -708,7 +716,7 @@
           <w:rFonts w:ascii="Avenir Next" w:hAnsi="Avenir Next" w:cs="Avenir Next" w:eastAsia="Avenir Next"/>
           <w:b/>
           <w:color w:val="1A1A1A"/>
-          <w:sz w:val="21"/>
+          <w:sz w:val="22"/>
           <w:szCs w:val="21"/>
         </w:rPr>
         <w:t xml:space="preserve">7.8</w:t>
@@ -716,6 +724,7 @@
     </w:p>
     <w:p>
       <w:pPr>
+        <w:pStyle w:val="Heading2"/>
         <w:keepNext/>
         <w:pBdr>
           <w:bottom w:val="single" w:sz="8" w:space="3" w:color="003A70"/>
@@ -731,7 +740,7 @@
           <w:b/>
           <w:color w:val="003A70"/>
           <w:spacing w:val="14"/>
-          <w:sz w:val="19"/>
+          <w:sz w:val="22"/>
           <w:szCs w:val="19"/>
         </w:rPr>
         <w:t xml:space="preserve">TRY IT WITH HELP</w:t>
@@ -750,7 +759,7 @@
           <w:rFonts w:ascii="Avenir Next" w:hAnsi="Avenir Next" w:cs="Avenir Next" w:eastAsia="Avenir Next"/>
           <w:i/>
           <w:color w:val="5A5F66"/>
-          <w:sz w:val="17"/>
+          <w:sz w:val="22"/>
           <w:szCs w:val="17"/>
         </w:rPr>
         <w:t xml:space="preserve">fill in each step</w:t>
@@ -808,35 +817,35 @@
           <w:rFonts w:ascii="Avenir Next" w:hAnsi="Avenir Next" w:cs="Avenir Next" w:eastAsia="Avenir Next"/>
           <w:b/>
           <w:color w:val="003A70"/>
+          <w:sz w:val="22"/>
+          <w:szCs w:val="18"/>
+        </w:rPr>
+        <w:t xml:space="preserve">Step 1</w:t>
+      </w:r>
+      <w:r>
+        <w:rPr>
+          <w:rFonts w:ascii="Avenir Next" w:hAnsi="Avenir Next" w:cs="Avenir Next" w:eastAsia="Avenir Next"/>
+          <w:color w:val="1A1A1A"/>
           <w:sz w:val="18"/>
           <w:szCs w:val="18"/>
         </w:rPr>
-        <w:t xml:space="preserve">Step 1</w:t>
-      </w:r>
-      <w:r>
-        <w:rPr>
-          <w:rFonts w:ascii="Avenir Next" w:hAnsi="Avenir Next" w:cs="Avenir Next" w:eastAsia="Avenir Next"/>
-          <w:color w:val="1A1A1A"/>
-          <w:sz w:val="18"/>
-          <w:szCs w:val="18"/>
-        </w:rPr>
         <w:tab/>
       </w:r>
       <w:r>
         <w:rPr>
           <w:rFonts w:ascii="Avenir Next" w:hAnsi="Avenir Next" w:cs="Avenir Next" w:eastAsia="Avenir Next"/>
           <w:color w:val="1A1A1A"/>
+          <w:sz w:val="22"/>
+          <w:szCs w:val="21"/>
+        </w:rPr>
+        <w:t xml:space="preserve">Write 2.4 above </w:t>
+      </w:r>
+      <w:r>
+        <w:rPr>
+          <w:rFonts w:ascii="Avenir Next" w:hAnsi="Avenir Next" w:cs="Avenir Next" w:eastAsia="Avenir Next"/>
+          <w:color w:val="1A1A1A"/>
           <w:sz w:val="21"/>
           <w:szCs w:val="21"/>
-        </w:rPr>
-        <w:t xml:space="preserve">Write 2.4 above </w:t>
-      </w:r>
-      <w:r>
-        <w:rPr>
-          <w:rFonts w:ascii="Avenir Next" w:hAnsi="Avenir Next" w:cs="Avenir Next" w:eastAsia="Avenir Next"/>
-          <w:color w:val="1A1A1A"/>
-          <w:sz w:val="21"/>
-          <w:szCs w:val="21"/>
           <w:u w:val="single"/>
         </w:rPr>
         <w:t xml:space="preserve">                </w:t>
@@ -845,7 +854,7 @@
         <w:rPr>
           <w:rFonts w:ascii="Avenir Next" w:hAnsi="Avenir Next" w:cs="Avenir Next" w:eastAsia="Avenir Next"/>
           <w:color w:val="1A1A1A"/>
-          <w:sz w:val="21"/>
+          <w:sz w:val="22"/>
           <w:szCs w:val="21"/>
         </w:rPr>
         <w:t xml:space="preserve">.</w:t>
@@ -865,28 +874,47 @@
           <w:rFonts w:ascii="Avenir Next" w:hAnsi="Avenir Next" w:cs="Avenir Next" w:eastAsia="Avenir Next"/>
           <w:b/>
           <w:color w:val="003A70"/>
+          <w:sz w:val="22"/>
+          <w:szCs w:val="18"/>
+        </w:rPr>
+        <w:t xml:space="preserve">Step 2</w:t>
+      </w:r>
+      <w:r>
+        <w:rPr>
+          <w:rFonts w:ascii="Avenir Next" w:hAnsi="Avenir Next" w:cs="Avenir Next" w:eastAsia="Avenir Next"/>
+          <w:color w:val="1A1A1A"/>
           <w:sz w:val="18"/>
           <w:szCs w:val="18"/>
         </w:rPr>
-        <w:t xml:space="preserve">Step 2</w:t>
-      </w:r>
-      <w:r>
-        <w:rPr>
-          <w:rFonts w:ascii="Avenir Next" w:hAnsi="Avenir Next" w:cs="Avenir Next" w:eastAsia="Avenir Next"/>
-          <w:color w:val="1A1A1A"/>
-          <w:sz w:val="18"/>
-          <w:szCs w:val="18"/>
-        </w:rPr>
         <w:tab/>
       </w:r>
       <w:r>
         <w:rPr>
           <w:rFonts w:ascii="Avenir Next" w:hAnsi="Avenir Next" w:cs="Avenir Next" w:eastAsia="Avenir Next"/>
           <w:color w:val="1A1A1A"/>
+          <w:sz w:val="22"/>
+          <w:szCs w:val="21"/>
+        </w:rPr>
+        <w:t xml:space="preserve">Tenths: 4 + 6 = 10. Write </w:t>
+      </w:r>
+      <w:r>
+        <w:rPr>
+          <w:rFonts w:ascii="Avenir Next" w:hAnsi="Avenir Next" w:cs="Avenir Next" w:eastAsia="Avenir Next"/>
+          <w:color w:val="1A1A1A"/>
           <w:sz w:val="21"/>
           <w:szCs w:val="21"/>
-        </w:rPr>
-        <w:t xml:space="preserve">Tenths: 4 + 6 = 10. Write </w:t>
+          <w:u w:val="single"/>
+        </w:rPr>
+        <w:t xml:space="preserve">                </w:t>
+      </w:r>
+      <w:r>
+        <w:rPr>
+          <w:rFonts w:ascii="Avenir Next" w:hAnsi="Avenir Next" w:cs="Avenir Next" w:eastAsia="Avenir Next"/>
+          <w:color w:val="1A1A1A"/>
+          <w:sz w:val="22"/>
+          <w:szCs w:val="21"/>
+        </w:rPr>
+        <w:t xml:space="preserve">, carry 1. Ones: 2 + 3 + 1 = </w:t>
       </w:r>
       <w:r>
         <w:rPr>
@@ -902,26 +930,7 @@
         <w:rPr>
           <w:rFonts w:ascii="Avenir Next" w:hAnsi="Avenir Next" w:cs="Avenir Next" w:eastAsia="Avenir Next"/>
           <w:color w:val="1A1A1A"/>
-          <w:sz w:val="21"/>
-          <w:szCs w:val="21"/>
-        </w:rPr>
-        <w:t xml:space="preserve">, carry 1. Ones: 2 + 3 + 1 = </w:t>
-      </w:r>
-      <w:r>
-        <w:rPr>
-          <w:rFonts w:ascii="Avenir Next" w:hAnsi="Avenir Next" w:cs="Avenir Next" w:eastAsia="Avenir Next"/>
-          <w:color w:val="1A1A1A"/>
-          <w:sz w:val="21"/>
-          <w:szCs w:val="21"/>
-          <w:u w:val="single"/>
-        </w:rPr>
-        <w:t xml:space="preserve">                </w:t>
-      </w:r>
-      <w:r>
-        <w:rPr>
-          <w:rFonts w:ascii="Avenir Next" w:hAnsi="Avenir Next" w:cs="Avenir Next" w:eastAsia="Avenir Next"/>
-          <w:color w:val="1A1A1A"/>
-          <w:sz w:val="21"/>
+          <w:sz w:val="22"/>
           <w:szCs w:val="21"/>
         </w:rPr>
         <w:t xml:space="preserve">.</w:t>
@@ -941,25 +950,25 @@
           <w:rFonts w:ascii="Avenir Next" w:hAnsi="Avenir Next" w:cs="Avenir Next" w:eastAsia="Avenir Next"/>
           <w:b/>
           <w:color w:val="003A70"/>
+          <w:sz w:val="22"/>
+          <w:szCs w:val="18"/>
+        </w:rPr>
+        <w:t xml:space="preserve">Step 3</w:t>
+      </w:r>
+      <w:r>
+        <w:rPr>
+          <w:rFonts w:ascii="Avenir Next" w:hAnsi="Avenir Next" w:cs="Avenir Next" w:eastAsia="Avenir Next"/>
+          <w:color w:val="1A1A1A"/>
           <w:sz w:val="18"/>
           <w:szCs w:val="18"/>
         </w:rPr>
-        <w:t xml:space="preserve">Step 3</w:t>
-      </w:r>
-      <w:r>
-        <w:rPr>
-          <w:rFonts w:ascii="Avenir Next" w:hAnsi="Avenir Next" w:cs="Avenir Next" w:eastAsia="Avenir Next"/>
-          <w:color w:val="1A1A1A"/>
-          <w:sz w:val="18"/>
-          <w:szCs w:val="18"/>
-        </w:rPr>
         <w:tab/>
       </w:r>
       <w:r>
         <w:rPr>
           <w:rFonts w:ascii="Avenir Next" w:hAnsi="Avenir Next" w:cs="Avenir Next" w:eastAsia="Avenir Next"/>
           <w:color w:val="1A1A1A"/>
-          <w:sz w:val="21"/>
+          <w:sz w:val="22"/>
           <w:szCs w:val="21"/>
         </w:rPr>
         <w:t xml:space="preserve">Point down: </w:t>
@@ -1032,35 +1041,35 @@
           <w:rFonts w:ascii="Avenir Next" w:hAnsi="Avenir Next" w:cs="Avenir Next" w:eastAsia="Avenir Next"/>
           <w:b/>
           <w:color w:val="003A70"/>
+          <w:sz w:val="22"/>
+          <w:szCs w:val="18"/>
+        </w:rPr>
+        <w:t xml:space="preserve">Step 1</w:t>
+      </w:r>
+      <w:r>
+        <w:rPr>
+          <w:rFonts w:ascii="Avenir Next" w:hAnsi="Avenir Next" w:cs="Avenir Next" w:eastAsia="Avenir Next"/>
+          <w:color w:val="1A1A1A"/>
           <w:sz w:val="18"/>
           <w:szCs w:val="18"/>
         </w:rPr>
-        <w:t xml:space="preserve">Step 1</w:t>
-      </w:r>
-      <w:r>
-        <w:rPr>
-          <w:rFonts w:ascii="Avenir Next" w:hAnsi="Avenir Next" w:cs="Avenir Next" w:eastAsia="Avenir Next"/>
-          <w:color w:val="1A1A1A"/>
-          <w:sz w:val="18"/>
-          <w:szCs w:val="18"/>
-        </w:rPr>
         <w:tab/>
       </w:r>
       <w:r>
         <w:rPr>
           <w:rFonts w:ascii="Avenir Next" w:hAnsi="Avenir Next" w:cs="Avenir Next" w:eastAsia="Avenir Next"/>
           <w:color w:val="1A1A1A"/>
+          <w:sz w:val="22"/>
+          <w:szCs w:val="21"/>
+        </w:rPr>
+        <w:t xml:space="preserve">Write 9.5 above </w:t>
+      </w:r>
+      <w:r>
+        <w:rPr>
+          <w:rFonts w:ascii="Avenir Next" w:hAnsi="Avenir Next" w:cs="Avenir Next" w:eastAsia="Avenir Next"/>
+          <w:color w:val="1A1A1A"/>
           <w:sz w:val="21"/>
           <w:szCs w:val="21"/>
-        </w:rPr>
-        <w:t xml:space="preserve">Write 9.5 above </w:t>
-      </w:r>
-      <w:r>
-        <w:rPr>
-          <w:rFonts w:ascii="Avenir Next" w:hAnsi="Avenir Next" w:cs="Avenir Next" w:eastAsia="Avenir Next"/>
-          <w:color w:val="1A1A1A"/>
-          <w:sz w:val="21"/>
-          <w:szCs w:val="21"/>
           <w:u w:val="single"/>
         </w:rPr>
         <w:t xml:space="preserve">                </w:t>
@@ -1069,7 +1078,7 @@
         <w:rPr>
           <w:rFonts w:ascii="Avenir Next" w:hAnsi="Avenir Next" w:cs="Avenir Next" w:eastAsia="Avenir Next"/>
           <w:color w:val="1A1A1A"/>
-          <w:sz w:val="21"/>
+          <w:sz w:val="22"/>
           <w:szCs w:val="21"/>
         </w:rPr>
         <w:t xml:space="preserve">.</w:t>
@@ -1089,28 +1098,47 @@
           <w:rFonts w:ascii="Avenir Next" w:hAnsi="Avenir Next" w:cs="Avenir Next" w:eastAsia="Avenir Next"/>
           <w:b/>
           <w:color w:val="003A70"/>
+          <w:sz w:val="22"/>
+          <w:szCs w:val="18"/>
+        </w:rPr>
+        <w:t xml:space="preserve">Step 2</w:t>
+      </w:r>
+      <w:r>
+        <w:rPr>
+          <w:rFonts w:ascii="Avenir Next" w:hAnsi="Avenir Next" w:cs="Avenir Next" w:eastAsia="Avenir Next"/>
+          <w:color w:val="1A1A1A"/>
           <w:sz w:val="18"/>
           <w:szCs w:val="18"/>
         </w:rPr>
-        <w:t xml:space="preserve">Step 2</w:t>
-      </w:r>
-      <w:r>
-        <w:rPr>
-          <w:rFonts w:ascii="Avenir Next" w:hAnsi="Avenir Next" w:cs="Avenir Next" w:eastAsia="Avenir Next"/>
-          <w:color w:val="1A1A1A"/>
-          <w:sz w:val="18"/>
-          <w:szCs w:val="18"/>
-        </w:rPr>
         <w:tab/>
       </w:r>
       <w:r>
         <w:rPr>
           <w:rFonts w:ascii="Avenir Next" w:hAnsi="Avenir Next" w:cs="Avenir Next" w:eastAsia="Avenir Next"/>
           <w:color w:val="1A1A1A"/>
+          <w:sz w:val="22"/>
+          <w:szCs w:val="21"/>
+        </w:rPr>
+        <w:t xml:space="preserve">Tenths: 5 − 5 = </w:t>
+      </w:r>
+      <w:r>
+        <w:rPr>
+          <w:rFonts w:ascii="Avenir Next" w:hAnsi="Avenir Next" w:cs="Avenir Next" w:eastAsia="Avenir Next"/>
+          <w:color w:val="1A1A1A"/>
           <w:sz w:val="21"/>
           <w:szCs w:val="21"/>
-        </w:rPr>
-        <w:t xml:space="preserve">Tenths: 5 − 5 = </w:t>
+          <w:u w:val="single"/>
+        </w:rPr>
+        <w:t xml:space="preserve">                </w:t>
+      </w:r>
+      <w:r>
+        <w:rPr>
+          <w:rFonts w:ascii="Avenir Next" w:hAnsi="Avenir Next" w:cs="Avenir Next" w:eastAsia="Avenir Next"/>
+          <w:color w:val="1A1A1A"/>
+          <w:sz w:val="22"/>
+          <w:szCs w:val="21"/>
+        </w:rPr>
+        <w:t xml:space="preserve">. Ones: 9 − 3 = </w:t>
       </w:r>
       <w:r>
         <w:rPr>
@@ -1126,26 +1154,7 @@
         <w:rPr>
           <w:rFonts w:ascii="Avenir Next" w:hAnsi="Avenir Next" w:cs="Avenir Next" w:eastAsia="Avenir Next"/>
           <w:color w:val="1A1A1A"/>
-          <w:sz w:val="21"/>
-          <w:szCs w:val="21"/>
-        </w:rPr>
-        <w:t xml:space="preserve">. Ones: 9 − 3 = </w:t>
-      </w:r>
-      <w:r>
-        <w:rPr>
-          <w:rFonts w:ascii="Avenir Next" w:hAnsi="Avenir Next" w:cs="Avenir Next" w:eastAsia="Avenir Next"/>
-          <w:color w:val="1A1A1A"/>
-          <w:sz w:val="21"/>
-          <w:szCs w:val="21"/>
-          <w:u w:val="single"/>
-        </w:rPr>
-        <w:t xml:space="preserve">                </w:t>
-      </w:r>
-      <w:r>
-        <w:rPr>
-          <w:rFonts w:ascii="Avenir Next" w:hAnsi="Avenir Next" w:cs="Avenir Next" w:eastAsia="Avenir Next"/>
-          <w:color w:val="1A1A1A"/>
-          <w:sz w:val="21"/>
+          <w:sz w:val="22"/>
           <w:szCs w:val="21"/>
         </w:rPr>
         <w:t xml:space="preserve">.</w:t>
@@ -1165,35 +1174,35 @@
           <w:rFonts w:ascii="Avenir Next" w:hAnsi="Avenir Next" w:cs="Avenir Next" w:eastAsia="Avenir Next"/>
           <w:b/>
           <w:color w:val="003A70"/>
+          <w:sz w:val="22"/>
+          <w:szCs w:val="18"/>
+        </w:rPr>
+        <w:t xml:space="preserve">Step 3</w:t>
+      </w:r>
+      <w:r>
+        <w:rPr>
+          <w:rFonts w:ascii="Avenir Next" w:hAnsi="Avenir Next" w:cs="Avenir Next" w:eastAsia="Avenir Next"/>
+          <w:color w:val="1A1A1A"/>
           <w:sz w:val="18"/>
           <w:szCs w:val="18"/>
         </w:rPr>
-        <w:t xml:space="preserve">Step 3</w:t>
-      </w:r>
-      <w:r>
-        <w:rPr>
-          <w:rFonts w:ascii="Avenir Next" w:hAnsi="Avenir Next" w:cs="Avenir Next" w:eastAsia="Avenir Next"/>
-          <w:color w:val="1A1A1A"/>
-          <w:sz w:val="18"/>
-          <w:szCs w:val="18"/>
-        </w:rPr>
         <w:tab/>
       </w:r>
       <w:r>
         <w:rPr>
           <w:rFonts w:ascii="Avenir Next" w:hAnsi="Avenir Next" w:cs="Avenir Next" w:eastAsia="Avenir Next"/>
           <w:color w:val="1A1A1A"/>
+          <w:sz w:val="22"/>
+          <w:szCs w:val="21"/>
+        </w:rPr>
+        <w:t xml:space="preserve">Point down: </w:t>
+      </w:r>
+      <w:r>
+        <w:rPr>
+          <w:rFonts w:ascii="Avenir Next" w:hAnsi="Avenir Next" w:cs="Avenir Next" w:eastAsia="Avenir Next"/>
+          <w:color w:val="1A1A1A"/>
           <w:sz w:val="21"/>
           <w:szCs w:val="21"/>
-        </w:rPr>
-        <w:t xml:space="preserve">Point down: </w:t>
-      </w:r>
-      <w:r>
-        <w:rPr>
-          <w:rFonts w:ascii="Avenir Next" w:hAnsi="Avenir Next" w:cs="Avenir Next" w:eastAsia="Avenir Next"/>
-          <w:color w:val="1A1A1A"/>
-          <w:sz w:val="21"/>
-          <w:szCs w:val="21"/>
           <w:u w:val="single"/>
         </w:rPr>
         <w:t xml:space="preserve">                </w:t>
@@ -1206,6 +1215,7 @@
     </w:p>
     <w:p>
       <w:pPr>
+        <w:pStyle w:val="Heading2"/>
         <w:keepNext/>
         <w:pBdr>
           <w:bottom w:val="single" w:sz="8" w:space="3" w:color="003A70"/>
@@ -1221,7 +1231,7 @@
           <w:b/>
           <w:color w:val="003A70"/>
           <w:spacing w:val="14"/>
-          <w:sz w:val="19"/>
+          <w:sz w:val="22"/>
           <w:szCs w:val="19"/>
         </w:rPr>
         <w:t xml:space="preserve">YOUR TURN</w:t>
@@ -1240,7 +1250,7 @@
           <w:rFonts w:ascii="Avenir Next" w:hAnsi="Avenir Next" w:cs="Avenir Next" w:eastAsia="Avenir Next"/>
           <w:i/>
           <w:color w:val="5A5F66"/>
-          <w:sz w:val="17"/>
+          <w:sz w:val="22"/>
           <w:szCs w:val="17"/>
         </w:rPr>
         <w:t xml:space="preserve">use the steps on your own</w:t>
@@ -1412,7 +1422,7 @@
                       <w:szCs w:val="22"/>
                       <w:u w:val="single"/>
                     </w:rPr>
-                    <w:t xml:space="preserve">        </w:t>
+                    <w:t xml:space="preserve">            </w:t>
                   </w:r>
                 </w:p>
               </w:tc>
@@ -1474,7 +1484,7 @@
                       <w:szCs w:val="22"/>
                       <w:u w:val="single"/>
                     </w:rPr>
-                    <w:t xml:space="preserve">        </w:t>
+                    <w:t xml:space="preserve">            </w:t>
                   </w:r>
                 </w:p>
               </w:tc>
@@ -1536,7 +1546,7 @@
                       <w:szCs w:val="22"/>
                       <w:u w:val="single"/>
                     </w:rPr>
-                    <w:t xml:space="preserve">        </w:t>
+                    <w:t xml:space="preserve">            </w:t>
                   </w:r>
                 </w:p>
               </w:tc>
@@ -1604,7 +1614,7 @@
                       <w:szCs w:val="22"/>
                       <w:u w:val="single"/>
                     </w:rPr>
-                    <w:t xml:space="preserve">        </w:t>
+                    <w:t xml:space="preserve">            </w:t>
                   </w:r>
                 </w:p>
               </w:tc>
@@ -1666,7 +1676,7 @@
                       <w:szCs w:val="22"/>
                       <w:u w:val="single"/>
                     </w:rPr>
-                    <w:t xml:space="preserve">        </w:t>
+                    <w:t xml:space="preserve">            </w:t>
                   </w:r>
                 </w:p>
               </w:tc>
@@ -1728,7 +1738,7 @@
                       <w:szCs w:val="22"/>
                       <w:u w:val="single"/>
                     </w:rPr>
-                    <w:t xml:space="preserve">        </w:t>
+                    <w:t xml:space="preserve">            </w:t>
                   </w:r>
                 </w:p>
               </w:tc>
@@ -1760,7 +1770,7 @@
           <w:caps/>
           <w:color w:val="003A70"/>
           <w:spacing w:val="12"/>
-          <w:sz w:val="19"/>
+          <w:sz w:val="22"/>
           <w:szCs w:val="19"/>
         </w:rPr>
         <w:t xml:space="preserve">Lesson 7-3  ·  Session 2  ·  Prerequisite Practice A  ·  Skill 2 of 2</w:t>
@@ -1768,6 +1778,7 @@
     </w:p>
     <w:p>
       <w:pPr>
+        <w:pStyle w:val="Heading1"/>
         <w:keepNext/>
         <w:spacing w:before="0" w:after="10" w:line="240" w:lineRule="auto"/>
       </w:pPr>
@@ -1793,7 +1804,7 @@
         <w:rPr>
           <w:rFonts w:ascii="Avenir Next" w:hAnsi="Avenir Next" w:cs="Avenir Next" w:eastAsia="Avenir Next"/>
           <w:color w:val="5A5F66"/>
-          <w:sz w:val="17"/>
+          <w:sz w:val="22"/>
           <w:szCs w:val="17"/>
         </w:rPr>
         <w:t xml:space="preserve">Builds on Grade 4 · 4.MD.A.2</w:t>
@@ -1836,6 +1847,7 @@
           </w:tcPr>
           <w:p>
             <w:pPr>
+              <w:pStyle w:val="Heading2"/>
               <w:spacing w:before="0" w:after="0" w:line="252" w:lineRule="auto"/>
             </w:pPr>
             <w:r>
@@ -1865,7 +1877,7 @@
               <w:rPr>
                 <w:rFonts w:ascii="Avenir Next" w:hAnsi="Avenir Next" w:cs="Avenir Next" w:eastAsia="Avenir Next"/>
                 <w:color w:val="1A1A1A"/>
-                <w:sz w:val="20"/>
+                <w:sz w:val="22"/>
                 <w:szCs w:val="20"/>
               </w:rPr>
               <w:t xml:space="preserve">You will find how far a drone climbs from 6 m to 19 m.</w:t>
@@ -1885,6 +1897,7 @@
           </w:tcPr>
           <w:p>
             <w:pPr>
+              <w:pStyle w:val="Heading2"/>
               <w:spacing w:before="0" w:after="0" w:line="252" w:lineRule="auto"/>
             </w:pPr>
             <w:r>
@@ -1914,7 +1927,7 @@
               <w:rPr>
                 <w:rFonts w:ascii="Avenir Next" w:hAnsi="Avenir Next" w:cs="Avenir Next" w:eastAsia="Avenir Next"/>
                 <w:color w:val="1A1A1A"/>
-                <w:sz w:val="20"/>
+                <w:sz w:val="22"/>
                 <w:szCs w:val="20"/>
               </w:rPr>
               <w:t xml:space="preserve">Find the distance between two numbers, like 90 to 340.  </w:t>
@@ -1924,7 +1937,7 @@
                 <w:rFonts w:ascii="Avenir Next" w:hAnsi="Avenir Next" w:cs="Avenir Next" w:eastAsia="Avenir Next"/>
                 <w:b/>
                 <w:color w:val="1A1A1A"/>
-                <w:sz w:val="20"/>
+                <w:sz w:val="22"/>
                 <w:szCs w:val="20"/>
               </w:rPr>
               <w:t xml:space="preserve">You will use it in Practice Form A, problems 4 and 8.</w:t>
@@ -1935,6 +1948,7 @@
     </w:tbl>
     <w:p>
       <w:pPr>
+        <w:pStyle w:val="Heading2"/>
         <w:keepNext/>
         <w:pBdr>
           <w:bottom w:val="single" w:sz="8" w:space="3" w:color="003A70"/>
@@ -1950,7 +1964,7 @@
           <w:b/>
           <w:color w:val="003A70"/>
           <w:spacing w:val="14"/>
-          <w:sz w:val="19"/>
+          <w:sz w:val="22"/>
           <w:szCs w:val="19"/>
         </w:rPr>
         <w:t xml:space="preserve">STEPS TO FOLLOW</w:t>
@@ -1969,7 +1983,7 @@
           <w:rFonts w:ascii="Avenir Next" w:hAnsi="Avenir Next" w:cs="Avenir Next" w:eastAsia="Avenir Next"/>
           <w:i/>
           <w:color w:val="5A5F66"/>
-          <w:sz w:val="17"/>
+          <w:sz w:val="22"/>
           <w:szCs w:val="17"/>
         </w:rPr>
         <w:t xml:space="preserve">use these same steps on every problem</w:t>
@@ -2011,6 +2025,7 @@
           </w:tcPr>
           <w:p>
             <w:pPr>
+              <w:pStyle w:val="Heading1"/>
               <w:spacing w:before="0" w:after="0" w:line="240" w:lineRule="auto"/>
               <w:jc w:val="center"/>
             </w:pPr>
@@ -2039,7 +2054,7 @@
               <w:rPr>
                 <w:rFonts w:ascii="Avenir Next" w:hAnsi="Avenir Next" w:cs="Avenir Next" w:eastAsia="Avenir Next"/>
                 <w:color w:val="1A1A1A"/>
-                <w:sz w:val="21"/>
+                <w:sz w:val="22"/>
                 <w:szCs w:val="21"/>
               </w:rPr>
               <w:t xml:space="preserve">Start at the </w:t>
@@ -2049,7 +2064,7 @@
                 <w:rFonts w:ascii="Avenir Next" w:hAnsi="Avenir Next" w:cs="Avenir Next" w:eastAsia="Avenir Next"/>
                 <w:b/>
                 <w:color w:val="1A1A1A"/>
-                <w:sz w:val="21"/>
+                <w:sz w:val="22"/>
                 <w:szCs w:val="21"/>
               </w:rPr>
               <w:t xml:space="preserve">smaller</w:t>
@@ -2058,7 +2073,7 @@
               <w:rPr>
                 <w:rFonts w:ascii="Avenir Next" w:hAnsi="Avenir Next" w:cs="Avenir Next" w:eastAsia="Avenir Next"/>
                 <w:color w:val="1A1A1A"/>
-                <w:sz w:val="21"/>
+                <w:sz w:val="22"/>
                 <w:szCs w:val="21"/>
               </w:rPr>
               <w:t xml:space="preserve"> number.</w:t>
@@ -2077,6 +2092,7 @@
           </w:tcPr>
           <w:p>
             <w:pPr>
+              <w:pStyle w:val="Heading1"/>
               <w:spacing w:before="0" w:after="0" w:line="240" w:lineRule="auto"/>
               <w:jc w:val="center"/>
             </w:pPr>
@@ -2106,7 +2122,7 @@
                 <w:rFonts w:ascii="Avenir Next" w:hAnsi="Avenir Next" w:cs="Avenir Next" w:eastAsia="Avenir Next"/>
                 <w:b/>
                 <w:color w:val="1A1A1A"/>
-                <w:sz w:val="21"/>
+                <w:sz w:val="22"/>
                 <w:szCs w:val="21"/>
               </w:rPr>
               <w:t xml:space="preserve">Jump</w:t>
@@ -2115,7 +2131,7 @@
               <w:rPr>
                 <w:rFonts w:ascii="Avenir Next" w:hAnsi="Avenir Next" w:cs="Avenir Next" w:eastAsia="Avenir Next"/>
                 <w:color w:val="1A1A1A"/>
-                <w:sz w:val="21"/>
+                <w:sz w:val="22"/>
                 <w:szCs w:val="21"/>
               </w:rPr>
               <w:t xml:space="preserve"> to a friendly number, then to the larger number.</w:t>
@@ -2134,6 +2150,7 @@
           </w:tcPr>
           <w:p>
             <w:pPr>
+              <w:pStyle w:val="Heading1"/>
               <w:spacing w:before="0" w:after="0" w:line="240" w:lineRule="auto"/>
               <w:jc w:val="center"/>
             </w:pPr>
@@ -2163,7 +2180,7 @@
                 <w:rFonts w:ascii="Avenir Next" w:hAnsi="Avenir Next" w:cs="Avenir Next" w:eastAsia="Avenir Next"/>
                 <w:b/>
                 <w:color w:val="1A1A1A"/>
-                <w:sz w:val="21"/>
+                <w:sz w:val="22"/>
                 <w:szCs w:val="21"/>
               </w:rPr>
               <w:t xml:space="preserve">Add</w:t>
@@ -2172,7 +2189,7 @@
               <w:rPr>
                 <w:rFonts w:ascii="Avenir Next" w:hAnsi="Avenir Next" w:cs="Avenir Next" w:eastAsia="Avenir Next"/>
                 <w:color w:val="1A1A1A"/>
-                <w:sz w:val="21"/>
+                <w:sz w:val="22"/>
                 <w:szCs w:val="21"/>
               </w:rPr>
               <w:t xml:space="preserve"> the jumps.</w:t>
@@ -2183,6 +2200,7 @@
     </w:tbl>
     <w:p>
       <w:pPr>
+        <w:pStyle w:val="Heading2"/>
         <w:keepNext/>
         <w:pBdr>
           <w:bottom w:val="single" w:sz="8" w:space="3" w:color="003A70"/>
@@ -2198,7 +2216,7 @@
           <w:b/>
           <w:color w:val="003A70"/>
           <w:spacing w:val="14"/>
-          <w:sz w:val="19"/>
+          <w:sz w:val="22"/>
           <w:szCs w:val="19"/>
         </w:rPr>
         <w:t xml:space="preserve">WATCH ME</w:t>
@@ -2217,7 +2235,7 @@
           <w:rFonts w:ascii="Avenir Next" w:hAnsi="Avenir Next" w:cs="Avenir Next" w:eastAsia="Avenir Next"/>
           <w:i/>
           <w:color w:val="5A5F66"/>
-          <w:sz w:val="17"/>
+          <w:sz w:val="22"/>
           <w:szCs w:val="17"/>
         </w:rPr>
         <w:t xml:space="preserve">the steps in action</w:t>
@@ -2232,7 +2250,7 @@
           <w:rFonts w:ascii="Avenir Next" w:hAnsi="Avenir Next" w:cs="Avenir Next" w:eastAsia="Avenir Next"/>
           <w:b/>
           <w:color w:val="1A1A1A"/>
-          <w:sz w:val="21"/>
+          <w:sz w:val="22"/>
           <w:szCs w:val="21"/>
         </w:rPr>
         <w:t xml:space="preserve">How far is it from 90 to 340?</w:t>
@@ -2251,25 +2269,25 @@
           <w:rFonts w:ascii="Avenir Next" w:hAnsi="Avenir Next" w:cs="Avenir Next" w:eastAsia="Avenir Next"/>
           <w:b/>
           <w:color w:val="003A70"/>
+          <w:sz w:val="22"/>
+          <w:szCs w:val="19"/>
+        </w:rPr>
+        <w:t xml:space="preserve">Step 1</w:t>
+      </w:r>
+      <w:r>
+        <w:rPr>
+          <w:rFonts w:ascii="Avenir Next" w:hAnsi="Avenir Next" w:cs="Avenir Next" w:eastAsia="Avenir Next"/>
+          <w:color w:val="1A1A1A"/>
           <w:sz w:val="19"/>
           <w:szCs w:val="19"/>
         </w:rPr>
-        <w:t xml:space="preserve">Step 1</w:t>
-      </w:r>
-      <w:r>
-        <w:rPr>
-          <w:rFonts w:ascii="Avenir Next" w:hAnsi="Avenir Next" w:cs="Avenir Next" w:eastAsia="Avenir Next"/>
-          <w:color w:val="1A1A1A"/>
-          <w:sz w:val="19"/>
-          <w:szCs w:val="19"/>
-        </w:rPr>
         <w:tab/>
       </w:r>
       <w:r>
         <w:rPr>
           <w:rFonts w:ascii="Avenir Next" w:hAnsi="Avenir Next" w:cs="Avenir Next" w:eastAsia="Avenir Next"/>
           <w:color w:val="1A1A1A"/>
-          <w:sz w:val="21"/>
+          <w:sz w:val="22"/>
           <w:szCs w:val="21"/>
         </w:rPr>
         <w:t xml:space="preserve">Start at 90.</w:t>
@@ -2288,25 +2306,25 @@
           <w:rFonts w:ascii="Avenir Next" w:hAnsi="Avenir Next" w:cs="Avenir Next" w:eastAsia="Avenir Next"/>
           <w:b/>
           <w:color w:val="003A70"/>
+          <w:sz w:val="22"/>
+          <w:szCs w:val="19"/>
+        </w:rPr>
+        <w:t xml:space="preserve">Step 2</w:t>
+      </w:r>
+      <w:r>
+        <w:rPr>
+          <w:rFonts w:ascii="Avenir Next" w:hAnsi="Avenir Next" w:cs="Avenir Next" w:eastAsia="Avenir Next"/>
+          <w:color w:val="1A1A1A"/>
           <w:sz w:val="19"/>
           <w:szCs w:val="19"/>
         </w:rPr>
-        <w:t xml:space="preserve">Step 2</w:t>
-      </w:r>
-      <w:r>
-        <w:rPr>
-          <w:rFonts w:ascii="Avenir Next" w:hAnsi="Avenir Next" w:cs="Avenir Next" w:eastAsia="Avenir Next"/>
-          <w:color w:val="1A1A1A"/>
-          <w:sz w:val="19"/>
-          <w:szCs w:val="19"/>
-        </w:rPr>
         <w:tab/>
       </w:r>
       <w:r>
         <w:rPr>
           <w:rFonts w:ascii="Avenir Next" w:hAnsi="Avenir Next" w:cs="Avenir Next" w:eastAsia="Avenir Next"/>
           <w:color w:val="1A1A1A"/>
-          <w:sz w:val="21"/>
+          <w:sz w:val="22"/>
           <w:szCs w:val="21"/>
         </w:rPr>
         <w:t xml:space="preserve">90 to 100 is 10. 100 to 340 is 240.</w:t>
@@ -2325,25 +2343,25 @@
           <w:rFonts w:ascii="Avenir Next" w:hAnsi="Avenir Next" w:cs="Avenir Next" w:eastAsia="Avenir Next"/>
           <w:b/>
           <w:color w:val="003A70"/>
+          <w:sz w:val="22"/>
+          <w:szCs w:val="19"/>
+        </w:rPr>
+        <w:t xml:space="preserve">Step 3</w:t>
+      </w:r>
+      <w:r>
+        <w:rPr>
+          <w:rFonts w:ascii="Avenir Next" w:hAnsi="Avenir Next" w:cs="Avenir Next" w:eastAsia="Avenir Next"/>
+          <w:color w:val="1A1A1A"/>
           <w:sz w:val="19"/>
           <w:szCs w:val="19"/>
         </w:rPr>
-        <w:t xml:space="preserve">Step 3</w:t>
-      </w:r>
-      <w:r>
-        <w:rPr>
-          <w:rFonts w:ascii="Avenir Next" w:hAnsi="Avenir Next" w:cs="Avenir Next" w:eastAsia="Avenir Next"/>
-          <w:color w:val="1A1A1A"/>
-          <w:sz w:val="19"/>
-          <w:szCs w:val="19"/>
-        </w:rPr>
         <w:tab/>
       </w:r>
       <w:r>
         <w:rPr>
           <w:rFonts w:ascii="Avenir Next" w:hAnsi="Avenir Next" w:cs="Avenir Next" w:eastAsia="Avenir Next"/>
           <w:color w:val="1A1A1A"/>
-          <w:sz w:val="21"/>
+          <w:sz w:val="22"/>
           <w:szCs w:val="21"/>
         </w:rPr>
         <w:t xml:space="preserve">10 + 240 = 250</w:t>
@@ -2362,18 +2380,18 @@
           <w:rFonts w:ascii="Avenir Next" w:hAnsi="Avenir Next" w:cs="Avenir Next" w:eastAsia="Avenir Next"/>
           <w:b/>
           <w:color w:val="1A1A1A"/>
+          <w:sz w:val="22"/>
+          <w:szCs w:val="21"/>
+        </w:rPr>
+        <w:t xml:space="preserve">Answer</w:t>
+      </w:r>
+      <w:r>
+        <w:rPr>
+          <w:rFonts w:ascii="Avenir Next" w:hAnsi="Avenir Next" w:cs="Avenir Next" w:eastAsia="Avenir Next"/>
+          <w:color w:val="1A1A1A"/>
           <w:sz w:val="21"/>
           <w:szCs w:val="21"/>
         </w:rPr>
-        <w:t xml:space="preserve">Answer</w:t>
-      </w:r>
-      <w:r>
-        <w:rPr>
-          <w:rFonts w:ascii="Avenir Next" w:hAnsi="Avenir Next" w:cs="Avenir Next" w:eastAsia="Avenir Next"/>
-          <w:color w:val="1A1A1A"/>
-          <w:sz w:val="21"/>
-          <w:szCs w:val="21"/>
-        </w:rPr>
         <w:tab/>
       </w:r>
       <w:r>
@@ -2381,7 +2399,7 @@
           <w:rFonts w:ascii="Avenir Next" w:hAnsi="Avenir Next" w:cs="Avenir Next" w:eastAsia="Avenir Next"/>
           <w:b/>
           <w:color w:val="1A1A1A"/>
-          <w:sz w:val="21"/>
+          <w:sz w:val="22"/>
           <w:szCs w:val="21"/>
         </w:rPr>
         <w:t xml:space="preserve">250</w:t>
@@ -2389,6 +2407,7 @@
     </w:p>
     <w:p>
       <w:pPr>
+        <w:pStyle w:val="Heading2"/>
         <w:keepNext/>
         <w:pBdr>
           <w:bottom w:val="single" w:sz="8" w:space="3" w:color="003A70"/>
@@ -2404,7 +2423,7 @@
           <w:b/>
           <w:color w:val="003A70"/>
           <w:spacing w:val="14"/>
-          <w:sz w:val="19"/>
+          <w:sz w:val="22"/>
           <w:szCs w:val="19"/>
         </w:rPr>
         <w:t xml:space="preserve">TRY IT WITH HELP</w:t>
@@ -2423,7 +2442,7 @@
           <w:rFonts w:ascii="Avenir Next" w:hAnsi="Avenir Next" w:cs="Avenir Next" w:eastAsia="Avenir Next"/>
           <w:i/>
           <w:color w:val="5A5F66"/>
-          <w:sz w:val="17"/>
+          <w:sz w:val="22"/>
           <w:szCs w:val="17"/>
         </w:rPr>
         <w:t xml:space="preserve">fill in each step</w:t>
@@ -2481,35 +2500,35 @@
           <w:rFonts w:ascii="Avenir Next" w:hAnsi="Avenir Next" w:cs="Avenir Next" w:eastAsia="Avenir Next"/>
           <w:b/>
           <w:color w:val="003A70"/>
+          <w:sz w:val="22"/>
+          <w:szCs w:val="18"/>
+        </w:rPr>
+        <w:t xml:space="preserve">Step 1</w:t>
+      </w:r>
+      <w:r>
+        <w:rPr>
+          <w:rFonts w:ascii="Avenir Next" w:hAnsi="Avenir Next" w:cs="Avenir Next" w:eastAsia="Avenir Next"/>
+          <w:color w:val="1A1A1A"/>
           <w:sz w:val="18"/>
           <w:szCs w:val="18"/>
         </w:rPr>
-        <w:t xml:space="preserve">Step 1</w:t>
-      </w:r>
-      <w:r>
-        <w:rPr>
-          <w:rFonts w:ascii="Avenir Next" w:hAnsi="Avenir Next" w:cs="Avenir Next" w:eastAsia="Avenir Next"/>
-          <w:color w:val="1A1A1A"/>
-          <w:sz w:val="18"/>
-          <w:szCs w:val="18"/>
-        </w:rPr>
         <w:tab/>
       </w:r>
       <w:r>
         <w:rPr>
           <w:rFonts w:ascii="Avenir Next" w:hAnsi="Avenir Next" w:cs="Avenir Next" w:eastAsia="Avenir Next"/>
           <w:color w:val="1A1A1A"/>
+          <w:sz w:val="22"/>
+          <w:szCs w:val="21"/>
+        </w:rPr>
+        <w:t xml:space="preserve">Start at </w:t>
+      </w:r>
+      <w:r>
+        <w:rPr>
+          <w:rFonts w:ascii="Avenir Next" w:hAnsi="Avenir Next" w:cs="Avenir Next" w:eastAsia="Avenir Next"/>
+          <w:color w:val="1A1A1A"/>
           <w:sz w:val="21"/>
           <w:szCs w:val="21"/>
-        </w:rPr>
-        <w:t xml:space="preserve">Start at </w:t>
-      </w:r>
-      <w:r>
-        <w:rPr>
-          <w:rFonts w:ascii="Avenir Next" w:hAnsi="Avenir Next" w:cs="Avenir Next" w:eastAsia="Avenir Next"/>
-          <w:color w:val="1A1A1A"/>
-          <w:sz w:val="21"/>
-          <w:szCs w:val="21"/>
           <w:u w:val="single"/>
         </w:rPr>
         <w:t xml:space="preserve">                </w:t>
@@ -2518,7 +2537,7 @@
         <w:rPr>
           <w:rFonts w:ascii="Avenir Next" w:hAnsi="Avenir Next" w:cs="Avenir Next" w:eastAsia="Avenir Next"/>
           <w:color w:val="1A1A1A"/>
-          <w:sz w:val="21"/>
+          <w:sz w:val="22"/>
           <w:szCs w:val="21"/>
         </w:rPr>
         <w:t xml:space="preserve">.</w:t>
@@ -2538,28 +2557,47 @@
           <w:rFonts w:ascii="Avenir Next" w:hAnsi="Avenir Next" w:cs="Avenir Next" w:eastAsia="Avenir Next"/>
           <w:b/>
           <w:color w:val="003A70"/>
+          <w:sz w:val="22"/>
+          <w:szCs w:val="18"/>
+        </w:rPr>
+        <w:t xml:space="preserve">Step 2</w:t>
+      </w:r>
+      <w:r>
+        <w:rPr>
+          <w:rFonts w:ascii="Avenir Next" w:hAnsi="Avenir Next" w:cs="Avenir Next" w:eastAsia="Avenir Next"/>
+          <w:color w:val="1A1A1A"/>
           <w:sz w:val="18"/>
           <w:szCs w:val="18"/>
         </w:rPr>
-        <w:t xml:space="preserve">Step 2</w:t>
-      </w:r>
-      <w:r>
-        <w:rPr>
-          <w:rFonts w:ascii="Avenir Next" w:hAnsi="Avenir Next" w:cs="Avenir Next" w:eastAsia="Avenir Next"/>
-          <w:color w:val="1A1A1A"/>
-          <w:sz w:val="18"/>
-          <w:szCs w:val="18"/>
-        </w:rPr>
         <w:tab/>
       </w:r>
       <w:r>
         <w:rPr>
           <w:rFonts w:ascii="Avenir Next" w:hAnsi="Avenir Next" w:cs="Avenir Next" w:eastAsia="Avenir Next"/>
           <w:color w:val="1A1A1A"/>
+          <w:sz w:val="22"/>
+          <w:szCs w:val="21"/>
+        </w:rPr>
+        <w:t xml:space="preserve">6 to 10 is </w:t>
+      </w:r>
+      <w:r>
+        <w:rPr>
+          <w:rFonts w:ascii="Avenir Next" w:hAnsi="Avenir Next" w:cs="Avenir Next" w:eastAsia="Avenir Next"/>
+          <w:color w:val="1A1A1A"/>
           <w:sz w:val="21"/>
           <w:szCs w:val="21"/>
-        </w:rPr>
-        <w:t xml:space="preserve">6 to 10 is </w:t>
+          <w:u w:val="single"/>
+        </w:rPr>
+        <w:t xml:space="preserve">                </w:t>
+      </w:r>
+      <w:r>
+        <w:rPr>
+          <w:rFonts w:ascii="Avenir Next" w:hAnsi="Avenir Next" w:cs="Avenir Next" w:eastAsia="Avenir Next"/>
+          <w:color w:val="1A1A1A"/>
+          <w:sz w:val="22"/>
+          <w:szCs w:val="21"/>
+        </w:rPr>
+        <w:t xml:space="preserve">. 10 to 19 is </w:t>
       </w:r>
       <w:r>
         <w:rPr>
@@ -2575,26 +2613,7 @@
         <w:rPr>
           <w:rFonts w:ascii="Avenir Next" w:hAnsi="Avenir Next" w:cs="Avenir Next" w:eastAsia="Avenir Next"/>
           <w:color w:val="1A1A1A"/>
-          <w:sz w:val="21"/>
-          <w:szCs w:val="21"/>
-        </w:rPr>
-        <w:t xml:space="preserve">. 10 to 19 is </w:t>
-      </w:r>
-      <w:r>
-        <w:rPr>
-          <w:rFonts w:ascii="Avenir Next" w:hAnsi="Avenir Next" w:cs="Avenir Next" w:eastAsia="Avenir Next"/>
-          <w:color w:val="1A1A1A"/>
-          <w:sz w:val="21"/>
-          <w:szCs w:val="21"/>
-          <w:u w:val="single"/>
-        </w:rPr>
-        <w:t xml:space="preserve">                </w:t>
-      </w:r>
-      <w:r>
-        <w:rPr>
-          <w:rFonts w:ascii="Avenir Next" w:hAnsi="Avenir Next" w:cs="Avenir Next" w:eastAsia="Avenir Next"/>
-          <w:color w:val="1A1A1A"/>
-          <w:sz w:val="21"/>
+          <w:sz w:val="22"/>
           <w:szCs w:val="21"/>
         </w:rPr>
         <w:t xml:space="preserve">.</w:t>
@@ -2614,25 +2633,25 @@
           <w:rFonts w:ascii="Avenir Next" w:hAnsi="Avenir Next" w:cs="Avenir Next" w:eastAsia="Avenir Next"/>
           <w:b/>
           <w:color w:val="003A70"/>
+          <w:sz w:val="22"/>
+          <w:szCs w:val="18"/>
+        </w:rPr>
+        <w:t xml:space="preserve">Step 3</w:t>
+      </w:r>
+      <w:r>
+        <w:rPr>
+          <w:rFonts w:ascii="Avenir Next" w:hAnsi="Avenir Next" w:cs="Avenir Next" w:eastAsia="Avenir Next"/>
+          <w:color w:val="1A1A1A"/>
           <w:sz w:val="18"/>
           <w:szCs w:val="18"/>
         </w:rPr>
-        <w:t xml:space="preserve">Step 3</w:t>
-      </w:r>
-      <w:r>
-        <w:rPr>
-          <w:rFonts w:ascii="Avenir Next" w:hAnsi="Avenir Next" w:cs="Avenir Next" w:eastAsia="Avenir Next"/>
-          <w:color w:val="1A1A1A"/>
-          <w:sz w:val="18"/>
-          <w:szCs w:val="18"/>
-        </w:rPr>
         <w:tab/>
       </w:r>
       <w:r>
         <w:rPr>
           <w:rFonts w:ascii="Avenir Next" w:hAnsi="Avenir Next" w:cs="Avenir Next" w:eastAsia="Avenir Next"/>
           <w:color w:val="1A1A1A"/>
-          <w:sz w:val="21"/>
+          <w:sz w:val="22"/>
           <w:szCs w:val="21"/>
         </w:rPr>
         <w:t xml:space="preserve">Add: </w:t>
@@ -2705,35 +2724,35 @@
           <w:rFonts w:ascii="Avenir Next" w:hAnsi="Avenir Next" w:cs="Avenir Next" w:eastAsia="Avenir Next"/>
           <w:b/>
           <w:color w:val="003A70"/>
+          <w:sz w:val="22"/>
+          <w:szCs w:val="18"/>
+        </w:rPr>
+        <w:t xml:space="preserve">Step 1</w:t>
+      </w:r>
+      <w:r>
+        <w:rPr>
+          <w:rFonts w:ascii="Avenir Next" w:hAnsi="Avenir Next" w:cs="Avenir Next" w:eastAsia="Avenir Next"/>
+          <w:color w:val="1A1A1A"/>
           <w:sz w:val="18"/>
           <w:szCs w:val="18"/>
         </w:rPr>
-        <w:t xml:space="preserve">Step 1</w:t>
-      </w:r>
-      <w:r>
-        <w:rPr>
-          <w:rFonts w:ascii="Avenir Next" w:hAnsi="Avenir Next" w:cs="Avenir Next" w:eastAsia="Avenir Next"/>
-          <w:color w:val="1A1A1A"/>
-          <w:sz w:val="18"/>
-          <w:szCs w:val="18"/>
-        </w:rPr>
         <w:tab/>
       </w:r>
       <w:r>
         <w:rPr>
           <w:rFonts w:ascii="Avenir Next" w:hAnsi="Avenir Next" w:cs="Avenir Next" w:eastAsia="Avenir Next"/>
           <w:color w:val="1A1A1A"/>
+          <w:sz w:val="22"/>
+          <w:szCs w:val="21"/>
+        </w:rPr>
+        <w:t xml:space="preserve">Start at </w:t>
+      </w:r>
+      <w:r>
+        <w:rPr>
+          <w:rFonts w:ascii="Avenir Next" w:hAnsi="Avenir Next" w:cs="Avenir Next" w:eastAsia="Avenir Next"/>
+          <w:color w:val="1A1A1A"/>
           <w:sz w:val="21"/>
           <w:szCs w:val="21"/>
-        </w:rPr>
-        <w:t xml:space="preserve">Start at </w:t>
-      </w:r>
-      <w:r>
-        <w:rPr>
-          <w:rFonts w:ascii="Avenir Next" w:hAnsi="Avenir Next" w:cs="Avenir Next" w:eastAsia="Avenir Next"/>
-          <w:color w:val="1A1A1A"/>
-          <w:sz w:val="21"/>
-          <w:szCs w:val="21"/>
           <w:u w:val="single"/>
         </w:rPr>
         <w:t xml:space="preserve">                </w:t>
@@ -2742,7 +2761,7 @@
         <w:rPr>
           <w:rFonts w:ascii="Avenir Next" w:hAnsi="Avenir Next" w:cs="Avenir Next" w:eastAsia="Avenir Next"/>
           <w:color w:val="1A1A1A"/>
-          <w:sz w:val="21"/>
+          <w:sz w:val="22"/>
           <w:szCs w:val="21"/>
         </w:rPr>
         <w:t xml:space="preserve">.</w:t>
@@ -2762,28 +2781,47 @@
           <w:rFonts w:ascii="Avenir Next" w:hAnsi="Avenir Next" w:cs="Avenir Next" w:eastAsia="Avenir Next"/>
           <w:b/>
           <w:color w:val="003A70"/>
+          <w:sz w:val="22"/>
+          <w:szCs w:val="18"/>
+        </w:rPr>
+        <w:t xml:space="preserve">Step 2</w:t>
+      </w:r>
+      <w:r>
+        <w:rPr>
+          <w:rFonts w:ascii="Avenir Next" w:hAnsi="Avenir Next" w:cs="Avenir Next" w:eastAsia="Avenir Next"/>
+          <w:color w:val="1A1A1A"/>
           <w:sz w:val="18"/>
           <w:szCs w:val="18"/>
         </w:rPr>
-        <w:t xml:space="preserve">Step 2</w:t>
-      </w:r>
-      <w:r>
-        <w:rPr>
-          <w:rFonts w:ascii="Avenir Next" w:hAnsi="Avenir Next" w:cs="Avenir Next" w:eastAsia="Avenir Next"/>
-          <w:color w:val="1A1A1A"/>
-          <w:sz w:val="18"/>
-          <w:szCs w:val="18"/>
-        </w:rPr>
         <w:tab/>
       </w:r>
       <w:r>
         <w:rPr>
           <w:rFonts w:ascii="Avenir Next" w:hAnsi="Avenir Next" w:cs="Avenir Next" w:eastAsia="Avenir Next"/>
           <w:color w:val="1A1A1A"/>
+          <w:sz w:val="22"/>
+          <w:szCs w:val="21"/>
+        </w:rPr>
+        <w:t xml:space="preserve">48 to 50 is </w:t>
+      </w:r>
+      <w:r>
+        <w:rPr>
+          <w:rFonts w:ascii="Avenir Next" w:hAnsi="Avenir Next" w:cs="Avenir Next" w:eastAsia="Avenir Next"/>
+          <w:color w:val="1A1A1A"/>
           <w:sz w:val="21"/>
           <w:szCs w:val="21"/>
-        </w:rPr>
-        <w:t xml:space="preserve">48 to 50 is </w:t>
+          <w:u w:val="single"/>
+        </w:rPr>
+        <w:t xml:space="preserve">                </w:t>
+      </w:r>
+      <w:r>
+        <w:rPr>
+          <w:rFonts w:ascii="Avenir Next" w:hAnsi="Avenir Next" w:cs="Avenir Next" w:eastAsia="Avenir Next"/>
+          <w:color w:val="1A1A1A"/>
+          <w:sz w:val="22"/>
+          <w:szCs w:val="21"/>
+        </w:rPr>
+        <w:t xml:space="preserve">. 50 to 120 is </w:t>
       </w:r>
       <w:r>
         <w:rPr>
@@ -2799,26 +2837,7 @@
         <w:rPr>
           <w:rFonts w:ascii="Avenir Next" w:hAnsi="Avenir Next" w:cs="Avenir Next" w:eastAsia="Avenir Next"/>
           <w:color w:val="1A1A1A"/>
-          <w:sz w:val="21"/>
-          <w:szCs w:val="21"/>
-        </w:rPr>
-        <w:t xml:space="preserve">. 50 to 120 is </w:t>
-      </w:r>
-      <w:r>
-        <w:rPr>
-          <w:rFonts w:ascii="Avenir Next" w:hAnsi="Avenir Next" w:cs="Avenir Next" w:eastAsia="Avenir Next"/>
-          <w:color w:val="1A1A1A"/>
-          <w:sz w:val="21"/>
-          <w:szCs w:val="21"/>
-          <w:u w:val="single"/>
-        </w:rPr>
-        <w:t xml:space="preserve">                </w:t>
-      </w:r>
-      <w:r>
-        <w:rPr>
-          <w:rFonts w:ascii="Avenir Next" w:hAnsi="Avenir Next" w:cs="Avenir Next" w:eastAsia="Avenir Next"/>
-          <w:color w:val="1A1A1A"/>
-          <w:sz w:val="21"/>
+          <w:sz w:val="22"/>
           <w:szCs w:val="21"/>
         </w:rPr>
         <w:t xml:space="preserve">.</w:t>
@@ -2838,35 +2857,35 @@
           <w:rFonts w:ascii="Avenir Next" w:hAnsi="Avenir Next" w:cs="Avenir Next" w:eastAsia="Avenir Next"/>
           <w:b/>
           <w:color w:val="003A70"/>
+          <w:sz w:val="22"/>
+          <w:szCs w:val="18"/>
+        </w:rPr>
+        <w:t xml:space="preserve">Step 3</w:t>
+      </w:r>
+      <w:r>
+        <w:rPr>
+          <w:rFonts w:ascii="Avenir Next" w:hAnsi="Avenir Next" w:cs="Avenir Next" w:eastAsia="Avenir Next"/>
+          <w:color w:val="1A1A1A"/>
           <w:sz w:val="18"/>
           <w:szCs w:val="18"/>
         </w:rPr>
-        <w:t xml:space="preserve">Step 3</w:t>
-      </w:r>
-      <w:r>
-        <w:rPr>
-          <w:rFonts w:ascii="Avenir Next" w:hAnsi="Avenir Next" w:cs="Avenir Next" w:eastAsia="Avenir Next"/>
-          <w:color w:val="1A1A1A"/>
-          <w:sz w:val="18"/>
-          <w:szCs w:val="18"/>
-        </w:rPr>
         <w:tab/>
       </w:r>
       <w:r>
         <w:rPr>
           <w:rFonts w:ascii="Avenir Next" w:hAnsi="Avenir Next" w:cs="Avenir Next" w:eastAsia="Avenir Next"/>
           <w:color w:val="1A1A1A"/>
+          <w:sz w:val="22"/>
+          <w:szCs w:val="21"/>
+        </w:rPr>
+        <w:t xml:space="preserve">Add: </w:t>
+      </w:r>
+      <w:r>
+        <w:rPr>
+          <w:rFonts w:ascii="Avenir Next" w:hAnsi="Avenir Next" w:cs="Avenir Next" w:eastAsia="Avenir Next"/>
+          <w:color w:val="1A1A1A"/>
           <w:sz w:val="21"/>
           <w:szCs w:val="21"/>
-        </w:rPr>
-        <w:t xml:space="preserve">Add: </w:t>
-      </w:r>
-      <w:r>
-        <w:rPr>
-          <w:rFonts w:ascii="Avenir Next" w:hAnsi="Avenir Next" w:cs="Avenir Next" w:eastAsia="Avenir Next"/>
-          <w:color w:val="1A1A1A"/>
-          <w:sz w:val="21"/>
-          <w:szCs w:val="21"/>
           <w:u w:val="single"/>
         </w:rPr>
         <w:t xml:space="preserve">                </w:t>
@@ -2879,6 +2898,7 @@
     </w:p>
     <w:p>
       <w:pPr>
+        <w:pStyle w:val="Heading2"/>
         <w:keepNext/>
         <w:pBdr>
           <w:bottom w:val="single" w:sz="8" w:space="3" w:color="003A70"/>
@@ -2894,7 +2914,7 @@
           <w:b/>
           <w:color w:val="003A70"/>
           <w:spacing w:val="14"/>
-          <w:sz w:val="19"/>
+          <w:sz w:val="22"/>
           <w:szCs w:val="19"/>
         </w:rPr>
         <w:t xml:space="preserve">YOUR TURN</w:t>
@@ -2913,7 +2933,7 @@
           <w:rFonts w:ascii="Avenir Next" w:hAnsi="Avenir Next" w:cs="Avenir Next" w:eastAsia="Avenir Next"/>
           <w:i/>
           <w:color w:val="5A5F66"/>
-          <w:sz w:val="17"/>
+          <w:sz w:val="22"/>
           <w:szCs w:val="17"/>
         </w:rPr>
         <w:t xml:space="preserve">use the steps on your own</w:t>
@@ -3085,7 +3105,7 @@
                       <w:szCs w:val="22"/>
                       <w:u w:val="single"/>
                     </w:rPr>
-                    <w:t xml:space="preserve">        </w:t>
+                    <w:t xml:space="preserve">            </w:t>
                   </w:r>
                 </w:p>
               </w:tc>
@@ -3147,7 +3167,7 @@
                       <w:szCs w:val="22"/>
                       <w:u w:val="single"/>
                     </w:rPr>
-                    <w:t xml:space="preserve">        </w:t>
+                    <w:t xml:space="preserve">            </w:t>
                   </w:r>
                 </w:p>
               </w:tc>
@@ -3209,7 +3229,7 @@
                       <w:szCs w:val="22"/>
                       <w:u w:val="single"/>
                     </w:rPr>
-                    <w:t xml:space="preserve">        </w:t>
+                    <w:t xml:space="preserve">            </w:t>
                   </w:r>
                 </w:p>
               </w:tc>
@@ -3277,7 +3297,7 @@
                       <w:szCs w:val="22"/>
                       <w:u w:val="single"/>
                     </w:rPr>
-                    <w:t xml:space="preserve">        </w:t>
+                    <w:t xml:space="preserve">            </w:t>
                   </w:r>
                 </w:p>
               </w:tc>
@@ -3339,7 +3359,7 @@
                       <w:szCs w:val="22"/>
                       <w:u w:val="single"/>
                     </w:rPr>
-                    <w:t xml:space="preserve">        </w:t>
+                    <w:t xml:space="preserve">            </w:t>
                   </w:r>
                 </w:p>
               </w:tc>
@@ -3401,7 +3421,7 @@
                       <w:szCs w:val="22"/>
                       <w:u w:val="single"/>
                     </w:rPr>
-                    <w:t xml:space="preserve">        </w:t>
+                    <w:t xml:space="preserve">            </w:t>
                   </w:r>
                 </w:p>
               </w:tc>
@@ -3422,6 +3442,7 @@
     </w:p>
     <w:p>
       <w:pPr>
+        <w:pStyle w:val="Heading2"/>
         <w:keepNext/>
         <w:pBdr>
           <w:bottom w:val="single" w:sz="8" w:space="3" w:color="003A70"/>
@@ -3437,7 +3458,7 @@
           <w:b/>
           <w:color w:val="003A70"/>
           <w:spacing w:val="14"/>
-          <w:sz w:val="19"/>
+          <w:sz w:val="22"/>
           <w:szCs w:val="19"/>
         </w:rPr>
         <w:t xml:space="preserve">READY CHECK</w:t>
@@ -3456,7 +3477,7 @@
           <w:rFonts w:ascii="Avenir Next" w:hAnsi="Avenir Next" w:cs="Avenir Next" w:eastAsia="Avenir Next"/>
           <w:i/>
           <w:color w:val="5A5F66"/>
-          <w:sz w:val="17"/>
+          <w:sz w:val="22"/>
           <w:szCs w:val="17"/>
         </w:rPr>
         <w:t xml:space="preserve">a problem like the one in today’s lesson</w:t>
@@ -3588,25 +3609,25 @@
                       <w:rFonts w:ascii="Avenir Next" w:hAnsi="Avenir Next" w:cs="Avenir Next" w:eastAsia="Avenir Next"/>
                       <w:b/>
                       <w:color w:val="003A70"/>
+                      <w:sz w:val="22"/>
+                      <w:szCs w:val="21"/>
+                    </w:rPr>
+                    <w:t xml:space="preserve">A</w:t>
+                  </w:r>
+                  <w:r>
+                    <w:rPr>
+                      <w:rFonts w:ascii="Avenir Next" w:hAnsi="Avenir Next" w:cs="Avenir Next" w:eastAsia="Avenir Next"/>
+                      <w:color w:val="1A1A1A"/>
                       <w:sz w:val="21"/>
                       <w:szCs w:val="21"/>
                     </w:rPr>
-                    <w:t xml:space="preserve">A</w:t>
-                  </w:r>
-                  <w:r>
-                    <w:rPr>
-                      <w:rFonts w:ascii="Avenir Next" w:hAnsi="Avenir Next" w:cs="Avenir Next" w:eastAsia="Avenir Next"/>
-                      <w:color w:val="1A1A1A"/>
-                      <w:sz w:val="21"/>
-                      <w:szCs w:val="21"/>
-                    </w:rPr>
                     <w:tab/>
                   </w:r>
                   <w:r>
                     <w:rPr>
                       <w:rFonts w:ascii="Avenir Next" w:hAnsi="Avenir Next" w:cs="Avenir Next" w:eastAsia="Avenir Next"/>
                       <w:color w:val="1A1A1A"/>
-                      <w:sz w:val="21"/>
+                      <w:sz w:val="22"/>
                       <w:szCs w:val="21"/>
                     </w:rPr>
                     <w:t xml:space="preserve">9</w:t>
@@ -3631,25 +3652,25 @@
                       <w:rFonts w:ascii="Avenir Next" w:hAnsi="Avenir Next" w:cs="Avenir Next" w:eastAsia="Avenir Next"/>
                       <w:b/>
                       <w:color w:val="003A70"/>
+                      <w:sz w:val="22"/>
+                      <w:szCs w:val="21"/>
+                    </w:rPr>
+                    <w:t xml:space="preserve">B</w:t>
+                  </w:r>
+                  <w:r>
+                    <w:rPr>
+                      <w:rFonts w:ascii="Avenir Next" w:hAnsi="Avenir Next" w:cs="Avenir Next" w:eastAsia="Avenir Next"/>
+                      <w:color w:val="1A1A1A"/>
                       <w:sz w:val="21"/>
                       <w:szCs w:val="21"/>
                     </w:rPr>
-                    <w:t xml:space="preserve">B</w:t>
-                  </w:r>
-                  <w:r>
-                    <w:rPr>
-                      <w:rFonts w:ascii="Avenir Next" w:hAnsi="Avenir Next" w:cs="Avenir Next" w:eastAsia="Avenir Next"/>
-                      <w:color w:val="1A1A1A"/>
-                      <w:sz w:val="21"/>
-                      <w:szCs w:val="21"/>
-                    </w:rPr>
                     <w:tab/>
                   </w:r>
                   <w:r>
                     <w:rPr>
                       <w:rFonts w:ascii="Avenir Next" w:hAnsi="Avenir Next" w:cs="Avenir Next" w:eastAsia="Avenir Next"/>
                       <w:color w:val="1A1A1A"/>
-                      <w:sz w:val="21"/>
+                      <w:sz w:val="22"/>
                       <w:szCs w:val="21"/>
                     </w:rPr>
                     <w:t xml:space="preserve">13</w:t>
@@ -3674,25 +3695,25 @@
                       <w:rFonts w:ascii="Avenir Next" w:hAnsi="Avenir Next" w:cs="Avenir Next" w:eastAsia="Avenir Next"/>
                       <w:b/>
                       <w:color w:val="003A70"/>
+                      <w:sz w:val="22"/>
+                      <w:szCs w:val="21"/>
+                    </w:rPr>
+                    <w:t xml:space="preserve">C</w:t>
+                  </w:r>
+                  <w:r>
+                    <w:rPr>
+                      <w:rFonts w:ascii="Avenir Next" w:hAnsi="Avenir Next" w:cs="Avenir Next" w:eastAsia="Avenir Next"/>
+                      <w:color w:val="1A1A1A"/>
                       <w:sz w:val="21"/>
                       <w:szCs w:val="21"/>
                     </w:rPr>
-                    <w:t xml:space="preserve">C</w:t>
-                  </w:r>
-                  <w:r>
-                    <w:rPr>
-                      <w:rFonts w:ascii="Avenir Next" w:hAnsi="Avenir Next" w:cs="Avenir Next" w:eastAsia="Avenir Next"/>
-                      <w:color w:val="1A1A1A"/>
-                      <w:sz w:val="21"/>
-                      <w:szCs w:val="21"/>
-                    </w:rPr>
                     <w:tab/>
                   </w:r>
                   <w:r>
                     <w:rPr>
                       <w:rFonts w:ascii="Avenir Next" w:hAnsi="Avenir Next" w:cs="Avenir Next" w:eastAsia="Avenir Next"/>
                       <w:color w:val="1A1A1A"/>
-                      <w:sz w:val="21"/>
+                      <w:sz w:val="22"/>
                       <w:szCs w:val="21"/>
                     </w:rPr>
                     <w:t xml:space="preserve">11</w:t>
@@ -3717,25 +3738,25 @@
                       <w:rFonts w:ascii="Avenir Next" w:hAnsi="Avenir Next" w:cs="Avenir Next" w:eastAsia="Avenir Next"/>
                       <w:b/>
                       <w:color w:val="003A70"/>
+                      <w:sz w:val="22"/>
+                      <w:szCs w:val="21"/>
+                    </w:rPr>
+                    <w:t xml:space="preserve">D</w:t>
+                  </w:r>
+                  <w:r>
+                    <w:rPr>
+                      <w:rFonts w:ascii="Avenir Next" w:hAnsi="Avenir Next" w:cs="Avenir Next" w:eastAsia="Avenir Next"/>
+                      <w:color w:val="1A1A1A"/>
                       <w:sz w:val="21"/>
                       <w:szCs w:val="21"/>
                     </w:rPr>
-                    <w:t xml:space="preserve">D</w:t>
-                  </w:r>
-                  <w:r>
-                    <w:rPr>
-                      <w:rFonts w:ascii="Avenir Next" w:hAnsi="Avenir Next" w:cs="Avenir Next" w:eastAsia="Avenir Next"/>
-                      <w:color w:val="1A1A1A"/>
-                      <w:sz w:val="21"/>
-                      <w:szCs w:val="21"/>
-                    </w:rPr>
                     <w:tab/>
                   </w:r>
                   <w:r>
                     <w:rPr>
                       <w:rFonts w:ascii="Avenir Next" w:hAnsi="Avenir Next" w:cs="Avenir Next" w:eastAsia="Avenir Next"/>
                       <w:color w:val="1A1A1A"/>
-                      <w:sz w:val="21"/>
+                      <w:sz w:val="22"/>
                       <w:szCs w:val="21"/>
                     </w:rPr>
                     <w:t xml:space="preserve">2</w:t>
@@ -3784,19 +3805,42 @@
         <w:tblLook w:val="0000" w:firstRow="0" w:lastRow="0" w:firstColumn="0" w:lastColumn="0" w:noHBand="1" w:noVBand="1"/>
       </w:tblPr>
       <w:tblGrid>
-        <w:gridCol w:w="2000"/>
-        <w:gridCol w:w="2300"/>
-        <w:gridCol w:w="2100"/>
-        <w:gridCol w:w="3104"/>
+        <w:gridCol w:w="1750"/>
+        <w:gridCol w:w="2500"/>
+        <w:gridCol w:w="2200"/>
+        <w:gridCol w:w="3054"/>
       </w:tblGrid>
       <w:tr>
         <w:trPr>
           <w:cantSplit/>
-          <w:trHeight w:val="320" w:hRule="atLeast"/>
+          <w:trHeight w:val="300" w:hRule="atLeast"/>
         </w:trPr>
         <w:tc>
           <w:tcPr>
-            <w:tcW w:w="2000" w:type="dxa"/>
+            <w:tcW w:w="1750" w:type="dxa"/>
+            <w:vAlign w:val="center"/>
+          </w:tcPr>
+          <w:p>
+            <w:pPr>
+              <w:pStyle w:val="Heading2"/>
+              <w:spacing w:before="0" w:after="0" w:line="240" w:lineRule="auto"/>
+            </w:pPr>
+            <w:r>
+              <w:rPr>
+                <w:rFonts w:ascii="Avenir Next" w:hAnsi="Avenir Next" w:cs="Avenir Next" w:eastAsia="Avenir Next"/>
+                <w:b/>
+                <w:color w:val="003A70"/>
+                <w:spacing w:val="12"/>
+                <w:sz w:val="15"/>
+                <w:szCs w:val="15"/>
+              </w:rPr>
+              <w:t xml:space="preserve">CHECK YOURSELF</w:t>
+            </w:r>
+          </w:p>
+        </w:tc>
+        <w:tc>
+          <w:tcPr>
+            <w:tcW w:w="2500" w:type="dxa"/>
             <w:vAlign w:val="center"/>
           </w:tcPr>
           <w:p>
@@ -3805,20 +3849,27 @@
             </w:pPr>
             <w:r>
               <w:rPr>
-                <w:rFonts w:ascii="Avenir Next" w:hAnsi="Avenir Next" w:cs="Avenir Next" w:eastAsia="Avenir Next"/>
-                <w:b/>
-                <w:color w:val="003A70"/>
-                <w:spacing w:val="12"/>
-                <w:sz w:val="15"/>
-                <w:szCs w:val="15"/>
-              </w:rPr>
-              <w:t xml:space="preserve">CHECK YOURSELF</w:t>
+                <w:rFonts w:ascii="Arial" w:hAnsi="Arial" w:cs="Arial" w:eastAsia="Arial"/>
+                <w:color w:val="1A1A1A"/>
+                <w:sz w:val="20"/>
+                <w:szCs w:val="20"/>
+              </w:rPr>
+              <w:t xml:space="preserve">□</w:t>
+            </w:r>
+            <w:r>
+              <w:rPr>
+                <w:rFonts w:ascii="Avenir Next" w:hAnsi="Avenir Next" w:cs="Avenir Next" w:eastAsia="Avenir Next"/>
+                <w:color w:val="1A1A1A"/>
+                <w:sz w:val="17"/>
+                <w:szCs w:val="17"/>
+              </w:rPr>
+              <w:t xml:space="preserve">  I can do this on my own</w:t>
             </w:r>
           </w:p>
         </w:tc>
         <w:tc>
           <w:tcPr>
-            <w:tcW w:w="2300" w:type="dxa"/>
+            <w:tcW w:w="2200" w:type="dxa"/>
             <w:vAlign w:val="center"/>
           </w:tcPr>
           <w:p>
@@ -3829,8 +3880,8 @@
               <w:rPr>
                 <w:rFonts w:ascii="Arial" w:hAnsi="Arial" w:cs="Arial" w:eastAsia="Arial"/>
                 <w:color w:val="1A1A1A"/>
-                <w:sz w:val="24"/>
-                <w:szCs w:val="24"/>
+                <w:sz w:val="20"/>
+                <w:szCs w:val="20"/>
               </w:rPr>
               <w:t xml:space="preserve">□</w:t>
             </w:r>
@@ -3841,13 +3892,13 @@
                 <w:sz w:val="17"/>
                 <w:szCs w:val="17"/>
               </w:rPr>
-              <w:t xml:space="preserve">  I can do this on my own</w:t>
+              <w:t xml:space="preserve">  I need a little help</w:t>
             </w:r>
           </w:p>
         </w:tc>
         <w:tc>
           <w:tcPr>
-            <w:tcW w:w="2100" w:type="dxa"/>
+            <w:tcW w:w="3054" w:type="dxa"/>
             <w:vAlign w:val="center"/>
           </w:tcPr>
           <w:p>
@@ -3858,37 +3909,8 @@
               <w:rPr>
                 <w:rFonts w:ascii="Arial" w:hAnsi="Arial" w:cs="Arial" w:eastAsia="Arial"/>
                 <w:color w:val="1A1A1A"/>
-                <w:sz w:val="24"/>
-                <w:szCs w:val="24"/>
-              </w:rPr>
-              <w:t xml:space="preserve">□</w:t>
-            </w:r>
-            <w:r>
-              <w:rPr>
-                <w:rFonts w:ascii="Avenir Next" w:hAnsi="Avenir Next" w:cs="Avenir Next" w:eastAsia="Avenir Next"/>
-                <w:color w:val="1A1A1A"/>
-                <w:sz w:val="17"/>
-                <w:szCs w:val="17"/>
-              </w:rPr>
-              <w:t xml:space="preserve">  I need a little help</w:t>
-            </w:r>
-          </w:p>
-        </w:tc>
-        <w:tc>
-          <w:tcPr>
-            <w:tcW w:w="3104" w:type="dxa"/>
-            <w:vAlign w:val="center"/>
-          </w:tcPr>
-          <w:p>
-            <w:pPr>
-              <w:spacing w:before="0" w:after="0" w:line="240" w:lineRule="auto"/>
-            </w:pPr>
-            <w:r>
-              <w:rPr>
-                <w:rFonts w:ascii="Arial" w:hAnsi="Arial" w:cs="Arial" w:eastAsia="Arial"/>
-                <w:color w:val="1A1A1A"/>
-                <w:sz w:val="24"/>
-                <w:szCs w:val="24"/>
+                <w:sz w:val="20"/>
+                <w:szCs w:val="20"/>
               </w:rPr>
               <w:t xml:space="preserve">□</w:t>
             </w:r>
@@ -3923,7 +3945,7 @@
     <w:sectPr>
       <w:footerReference w:type="default" r:id="rIdFooter1"/>
       <w:pgSz w:w="12240" w:h="15840"/>
-      <w:pgMar w:top="893" w:right="1224" w:bottom="835" w:left="1512" w:header="432" w:footer="432" w:gutter="0"/>
+      <w:pgMar w:top="780" w:right="1224" w:bottom="760" w:left="1512" w:header="432" w:footer="432" w:gutter="0"/>
       <w:cols w:space="720"/>
     </w:sectPr>
   </w:body>
@@ -4003,7 +4025,106 @@
               <w:sz w:val="15"/>
               <w:szCs w:val="15"/>
             </w:rPr>
-            <w:t xml:space="preserve">Lesson 7-3  ·  Session 2  ·  Prerequisite Practice A</w:t>
+            <w:t xml:space="preserve">7-3 · Page </w:t>
+          </w:r>
+          <w:r>
+            <w:rPr>
+              <w:rFonts w:ascii="Avenir Next" w:hAnsi="Avenir Next" w:cs="Avenir Next" w:eastAsia="Avenir Next"/>
+              <w:color w:val="5A5F66"/>
+              <w:sz w:val="15"/>
+              <w:szCs w:val="15"/>
+            </w:rPr>
+            <w:fldChar w:fldCharType="begin"/>
+          </w:r>
+          <w:r>
+            <w:rPr>
+              <w:rFonts w:ascii="Avenir Next" w:hAnsi="Avenir Next" w:cs="Avenir Next" w:eastAsia="Avenir Next"/>
+              <w:color w:val="5A5F66"/>
+              <w:sz w:val="15"/>
+              <w:szCs w:val="15"/>
+            </w:rPr>
+            <w:instrText xml:space="preserve"> PAGE </w:instrText>
+          </w:r>
+          <w:r>
+            <w:rPr>
+              <w:rFonts w:ascii="Avenir Next" w:hAnsi="Avenir Next" w:cs="Avenir Next" w:eastAsia="Avenir Next"/>
+              <w:color w:val="5A5F66"/>
+              <w:sz w:val="15"/>
+              <w:szCs w:val="15"/>
+            </w:rPr>
+            <w:fldChar w:fldCharType="separate"/>
+          </w:r>
+          <w:r>
+            <w:rPr>
+              <w:rFonts w:ascii="Avenir Next" w:hAnsi="Avenir Next" w:cs="Avenir Next" w:eastAsia="Avenir Next"/>
+              <w:color w:val="5A5F66"/>
+              <w:sz w:val="15"/>
+              <w:szCs w:val="15"/>
+            </w:rPr>
+            <w:t xml:space="preserve">1</w:t>
+          </w:r>
+          <w:r>
+            <w:rPr>
+              <w:rFonts w:ascii="Avenir Next" w:hAnsi="Avenir Next" w:cs="Avenir Next" w:eastAsia="Avenir Next"/>
+              <w:color w:val="5A5F66"/>
+              <w:sz w:val="15"/>
+              <w:szCs w:val="15"/>
+            </w:rPr>
+            <w:fldChar w:fldCharType="end"/>
+          </w:r>
+          <w:r>
+            <w:rPr>
+              <w:rFonts w:ascii="Avenir Next" w:hAnsi="Avenir Next" w:cs="Avenir Next" w:eastAsia="Avenir Next"/>
+              <w:color w:val="5A5F66"/>
+              <w:sz w:val="15"/>
+              <w:szCs w:val="15"/>
+            </w:rPr>
+            <w:t xml:space="preserve"> of </w:t>
+          </w:r>
+          <w:r>
+            <w:rPr>
+              <w:rFonts w:ascii="Avenir Next" w:hAnsi="Avenir Next" w:cs="Avenir Next" w:eastAsia="Avenir Next"/>
+              <w:color w:val="5A5F66"/>
+              <w:sz w:val="15"/>
+              <w:szCs w:val="15"/>
+            </w:rPr>
+            <w:fldChar w:fldCharType="begin"/>
+          </w:r>
+          <w:r>
+            <w:rPr>
+              <w:rFonts w:ascii="Avenir Next" w:hAnsi="Avenir Next" w:cs="Avenir Next" w:eastAsia="Avenir Next"/>
+              <w:color w:val="5A5F66"/>
+              <w:sz w:val="15"/>
+              <w:szCs w:val="15"/>
+            </w:rPr>
+            <w:instrText xml:space="preserve"> NUMPAGES </w:instrText>
+          </w:r>
+          <w:r>
+            <w:rPr>
+              <w:rFonts w:ascii="Avenir Next" w:hAnsi="Avenir Next" w:cs="Avenir Next" w:eastAsia="Avenir Next"/>
+              <w:color w:val="5A5F66"/>
+              <w:sz w:val="15"/>
+              <w:szCs w:val="15"/>
+            </w:rPr>
+            <w:fldChar w:fldCharType="separate"/>
+          </w:r>
+          <w:r>
+            <w:rPr>
+              <w:rFonts w:ascii="Avenir Next" w:hAnsi="Avenir Next" w:cs="Avenir Next" w:eastAsia="Avenir Next"/>
+              <w:color w:val="5A5F66"/>
+              <w:sz w:val="15"/>
+              <w:szCs w:val="15"/>
+            </w:rPr>
+            <w:t xml:space="preserve">1</w:t>
+          </w:r>
+          <w:r>
+            <w:rPr>
+              <w:rFonts w:ascii="Avenir Next" w:hAnsi="Avenir Next" w:cs="Avenir Next" w:eastAsia="Avenir Next"/>
+              <w:color w:val="5A5F66"/>
+              <w:sz w:val="15"/>
+              <w:szCs w:val="15"/>
+            </w:rPr>
+            <w:fldChar w:fldCharType="end"/>
           </w:r>
         </w:p>
       </w:tc>
@@ -4046,5 +4167,23 @@
       </w:tblCellMar>
     </w:tblPr>
   </w:style>
+  <w:style w:type="paragraph" w:styleId="Heading1">
+    <w:name w:val="heading 1"/>
+    <w:basedOn w:val="Normal"/>
+    <w:pPr>
+      <w:outlineLvl w:val="0"/>
+      <w:keepNext w:val="0"/>
+      <w:keepLines w:val="0"/>
+    </w:pPr>
+  </w:style>
+  <w:style w:type="paragraph" w:styleId="Heading2">
+    <w:name w:val="heading 2"/>
+    <w:basedOn w:val="Normal"/>
+    <w:pPr>
+      <w:outlineLvl w:val="1"/>
+      <w:keepNext w:val="0"/>
+      <w:keepLines w:val="0"/>
+    </w:pPr>
+  </w:style>
 </w:styles>
 </file>